--- a/lessons/8-5/downloads/reveal/teacher/8.5-session-1-prerequisite-practice-b.docx
+++ b/lessons/8-5/downloads/reveal/teacher/8.5-session-1-prerequisite-practice-b.docx
@@ -15,10 +15,28 @@
         <w:rPr>
           <w:rFonts w:ascii="Avenir Next" w:hAnsi="Avenir Next" w:cs="Avenir Next" w:eastAsia="Avenir Next"/>
           <w:color w:val="1A1A1A"/>
+          <w:sz w:val="22"/>
+          <w:szCs w:val="20"/>
+        </w:rPr>
+        <w:t xml:space="preserve">Name</w:t>
+      </w:r>
+      <w:r>
+        <w:rPr>
+          <w:rFonts w:ascii="Avenir Next" w:hAnsi="Avenir Next" w:cs="Avenir Next" w:eastAsia="Avenir Next"/>
+          <w:color w:val="1A1A1A"/>
           <w:sz w:val="20"/>
           <w:szCs w:val="20"/>
         </w:rPr>
-        <w:t xml:space="preserve">Name</w:t>
+        <w:tab/>
+      </w:r>
+      <w:r>
+        <w:rPr>
+          <w:rFonts w:ascii="Avenir Next" w:hAnsi="Avenir Next" w:cs="Avenir Next" w:eastAsia="Avenir Next"/>
+          <w:color w:val="1A1A1A"/>
+          <w:sz w:val="22"/>
+          <w:szCs w:val="20"/>
+        </w:rPr>
+        <w:t xml:space="preserve">   Date</w:t>
       </w:r>
       <w:r>
         <w:rPr>
@@ -33,25 +51,7 @@
         <w:rPr>
           <w:rFonts w:ascii="Avenir Next" w:hAnsi="Avenir Next" w:cs="Avenir Next" w:eastAsia="Avenir Next"/>
           <w:color w:val="1A1A1A"/>
-          <w:sz w:val="20"/>
-          <w:szCs w:val="20"/>
-        </w:rPr>
-        <w:t xml:space="preserve">   Date</w:t>
-      </w:r>
-      <w:r>
-        <w:rPr>
-          <w:rFonts w:ascii="Avenir Next" w:hAnsi="Avenir Next" w:cs="Avenir Next" w:eastAsia="Avenir Next"/>
-          <w:color w:val="1A1A1A"/>
-          <w:sz w:val="20"/>
-          <w:szCs w:val="20"/>
-        </w:rPr>
-        <w:tab/>
-      </w:r>
-      <w:r>
-        <w:rPr>
-          <w:rFonts w:ascii="Avenir Next" w:hAnsi="Avenir Next" w:cs="Avenir Next" w:eastAsia="Avenir Next"/>
-          <w:color w:val="1A1A1A"/>
-          <w:sz w:val="20"/>
+          <w:sz w:val="22"/>
           <w:szCs w:val="20"/>
         </w:rPr>
         <w:t xml:space="preserve">   Period</w:t>
@@ -78,7 +78,7 @@
           <w:caps/>
           <w:color w:val="003A70"/>
           <w:spacing w:val="12"/>
-          <w:sz w:val="19"/>
+          <w:sz w:val="22"/>
           <w:szCs w:val="19"/>
         </w:rPr>
         <w:t xml:space="preserve">Lesson 8-5  ·  Session 1  ·  Prerequisite Practice B  ·  Skill 1 of 2</w:t>
@@ -86,6 +86,7 @@
     </w:p>
     <w:p>
       <w:pPr>
+        <w:pStyle w:val="Heading1"/>
         <w:keepNext/>
         <w:spacing w:before="0" w:after="10" w:line="240" w:lineRule="auto"/>
       </w:pPr>
@@ -111,7 +112,7 @@
         <w:rPr>
           <w:rFonts w:ascii="Avenir Next" w:hAnsi="Avenir Next" w:cs="Avenir Next" w:eastAsia="Avenir Next"/>
           <w:color w:val="5A5F66"/>
-          <w:sz w:val="17"/>
+          <w:sz w:val="22"/>
           <w:szCs w:val="17"/>
         </w:rPr>
         <w:t xml:space="preserve">Builds on Lesson 7-4 Session 1 · 6.NS.C.7a</w:t>
@@ -154,6 +155,7 @@
           </w:tcPr>
           <w:p>
             <w:pPr>
+              <w:pStyle w:val="Heading2"/>
               <w:spacing w:before="0" w:after="0" w:line="252" w:lineRule="auto"/>
             </w:pPr>
             <w:r>
@@ -183,7 +185,7 @@
               <w:rPr>
                 <w:rFonts w:ascii="Avenir Next" w:hAnsi="Avenir Next" w:cs="Avenir Next" w:eastAsia="Avenir Next"/>
                 <w:color w:val="1A1A1A"/>
-                <w:sz w:val="20"/>
+                <w:sz w:val="22"/>
                 <w:szCs w:val="20"/>
               </w:rPr>
               <w:t xml:space="preserve">You will graph </w:t>
@@ -193,7 +195,7 @@
                 <w:rFonts w:ascii="Avenir Next" w:hAnsi="Avenir Next" w:cs="Avenir Next" w:eastAsia="Avenir Next"/>
                 <w:i/>
                 <w:color w:val="1A1A1A"/>
-                <w:sz w:val="20"/>
+                <w:sz w:val="22"/>
                 <w:szCs w:val="20"/>
               </w:rPr>
               <w:t xml:space="preserve">x</w:t>
@@ -202,7 +204,7 @@
               <w:rPr>
                 <w:rFonts w:ascii="Avenir Next" w:hAnsi="Avenir Next" w:cs="Avenir Next" w:eastAsia="Avenir Next"/>
                 <w:color w:val="1A1A1A"/>
-                <w:sz w:val="20"/>
+                <w:sz w:val="22"/>
                 <w:szCs w:val="20"/>
               </w:rPr>
               <w:t xml:space="preserve"> ≥ −3 and decide which way the arrow points.</w:t>
@@ -222,6 +224,7 @@
           </w:tcPr>
           <w:p>
             <w:pPr>
+              <w:pStyle w:val="Heading2"/>
               <w:spacing w:before="0" w:after="0" w:line="252" w:lineRule="auto"/>
             </w:pPr>
             <w:r>
@@ -251,7 +254,7 @@
               <w:rPr>
                 <w:rFonts w:ascii="Avenir Next" w:hAnsi="Avenir Next" w:cs="Avenir Next" w:eastAsia="Avenir Next"/>
                 <w:color w:val="1A1A1A"/>
-                <w:sz w:val="20"/>
+                <w:sz w:val="22"/>
                 <w:szCs w:val="20"/>
               </w:rPr>
               <w:t xml:space="preserve">Tell which of two numbers is greater, like −1 &gt; −3.  </w:t>
@@ -261,7 +264,7 @@
                 <w:rFonts w:ascii="Avenir Next" w:hAnsi="Avenir Next" w:cs="Avenir Next" w:eastAsia="Avenir Next"/>
                 <w:b/>
                 <w:color w:val="1A1A1A"/>
-                <w:sz w:val="20"/>
+                <w:sz w:val="22"/>
                 <w:szCs w:val="20"/>
               </w:rPr>
               <w:t xml:space="preserve">You will use it in Practice Form A, problems 1 and 6.</w:t>
@@ -272,6 +275,7 @@
     </w:tbl>
     <w:p>
       <w:pPr>
+        <w:pStyle w:val="Heading2"/>
         <w:keepNext/>
         <w:pBdr>
           <w:bottom w:val="single" w:sz="8" w:space="3" w:color="003A70"/>
@@ -287,7 +291,7 @@
           <w:b/>
           <w:color w:val="003A70"/>
           <w:spacing w:val="14"/>
-          <w:sz w:val="19"/>
+          <w:sz w:val="22"/>
           <w:szCs w:val="19"/>
         </w:rPr>
         <w:t xml:space="preserve">STEPS TO FOLLOW</w:t>
@@ -306,7 +310,7 @@
           <w:rFonts w:ascii="Avenir Next" w:hAnsi="Avenir Next" w:cs="Avenir Next" w:eastAsia="Avenir Next"/>
           <w:i/>
           <w:color w:val="5A5F66"/>
-          <w:sz w:val="17"/>
+          <w:sz w:val="22"/>
           <w:szCs w:val="17"/>
         </w:rPr>
         <w:t xml:space="preserve">use these same steps on every problem</w:t>
@@ -348,6 +352,7 @@
           </w:tcPr>
           <w:p>
             <w:pPr>
+              <w:pStyle w:val="Heading1"/>
               <w:spacing w:before="0" w:after="0" w:line="240" w:lineRule="auto"/>
               <w:jc w:val="center"/>
             </w:pPr>
@@ -377,7 +382,7 @@
                 <w:rFonts w:ascii="Avenir Next" w:hAnsi="Avenir Next" w:cs="Avenir Next" w:eastAsia="Avenir Next"/>
                 <w:b/>
                 <w:color w:val="1A1A1A"/>
-                <w:sz w:val="21"/>
+                <w:sz w:val="22"/>
                 <w:szCs w:val="21"/>
               </w:rPr>
               <w:t xml:space="preserve">Find</w:t>
@@ -386,7 +391,7 @@
               <w:rPr>
                 <w:rFonts w:ascii="Avenir Next" w:hAnsi="Avenir Next" w:cs="Avenir Next" w:eastAsia="Avenir Next"/>
                 <w:color w:val="1A1A1A"/>
-                <w:sz w:val="21"/>
+                <w:sz w:val="22"/>
                 <w:szCs w:val="21"/>
               </w:rPr>
               <w:t xml:space="preserve"> both numbers on the number line.</w:t>
@@ -405,6 +410,7 @@
           </w:tcPr>
           <w:p>
             <w:pPr>
+              <w:pStyle w:val="Heading1"/>
               <w:spacing w:before="0" w:after="0" w:line="240" w:lineRule="auto"/>
               <w:jc w:val="center"/>
             </w:pPr>
@@ -433,7 +439,7 @@
               <w:rPr>
                 <w:rFonts w:ascii="Avenir Next" w:hAnsi="Avenir Next" w:cs="Avenir Next" w:eastAsia="Avenir Next"/>
                 <w:color w:val="1A1A1A"/>
-                <w:sz w:val="21"/>
+                <w:sz w:val="22"/>
                 <w:szCs w:val="21"/>
               </w:rPr>
               <w:t xml:space="preserve">The number farther </w:t>
@@ -443,7 +449,7 @@
                 <w:rFonts w:ascii="Avenir Next" w:hAnsi="Avenir Next" w:cs="Avenir Next" w:eastAsia="Avenir Next"/>
                 <w:b/>
                 <w:color w:val="1A1A1A"/>
-                <w:sz w:val="21"/>
+                <w:sz w:val="22"/>
                 <w:szCs w:val="21"/>
               </w:rPr>
               <w:t xml:space="preserve">right</w:t>
@@ -452,7 +458,7 @@
               <w:rPr>
                 <w:rFonts w:ascii="Avenir Next" w:hAnsi="Avenir Next" w:cs="Avenir Next" w:eastAsia="Avenir Next"/>
                 <w:color w:val="1A1A1A"/>
-                <w:sz w:val="21"/>
+                <w:sz w:val="22"/>
                 <w:szCs w:val="21"/>
               </w:rPr>
               <w:t xml:space="preserve"> is greater.</w:t>
@@ -471,6 +477,7 @@
           </w:tcPr>
           <w:p>
             <w:pPr>
+              <w:pStyle w:val="Heading1"/>
               <w:spacing w:before="0" w:after="0" w:line="240" w:lineRule="auto"/>
               <w:jc w:val="center"/>
             </w:pPr>
@@ -499,7 +506,7 @@
               <w:rPr>
                 <w:rFonts w:ascii="Avenir Next" w:hAnsi="Avenir Next" w:cs="Avenir Next" w:eastAsia="Avenir Next"/>
                 <w:color w:val="1A1A1A"/>
-                <w:sz w:val="21"/>
+                <w:sz w:val="22"/>
                 <w:szCs w:val="21"/>
               </w:rPr>
               <w:t xml:space="preserve">Write </w:t>
@@ -509,7 +516,7 @@
                 <w:rFonts w:ascii="Avenir Next" w:hAnsi="Avenir Next" w:cs="Avenir Next" w:eastAsia="Avenir Next"/>
                 <w:b/>
                 <w:color w:val="1A1A1A"/>
-                <w:sz w:val="21"/>
+                <w:sz w:val="22"/>
                 <w:szCs w:val="21"/>
               </w:rPr>
               <w:t xml:space="preserve">&lt;</w:t>
@@ -518,7 +525,7 @@
               <w:rPr>
                 <w:rFonts w:ascii="Avenir Next" w:hAnsi="Avenir Next" w:cs="Avenir Next" w:eastAsia="Avenir Next"/>
                 <w:color w:val="1A1A1A"/>
-                <w:sz w:val="21"/>
+                <w:sz w:val="22"/>
                 <w:szCs w:val="21"/>
               </w:rPr>
               <w:t xml:space="preserve"> or &gt;. The symbol opens toward the greater number.</w:t>
@@ -529,6 +536,7 @@
     </w:tbl>
     <w:p>
       <w:pPr>
+        <w:pStyle w:val="Heading2"/>
         <w:keepNext/>
         <w:pBdr>
           <w:bottom w:val="single" w:sz="8" w:space="3" w:color="003A70"/>
@@ -544,7 +552,7 @@
           <w:b/>
           <w:color w:val="003A70"/>
           <w:spacing w:val="14"/>
-          <w:sz w:val="19"/>
+          <w:sz w:val="22"/>
           <w:szCs w:val="19"/>
         </w:rPr>
         <w:t xml:space="preserve">WATCH ME</w:t>
@@ -563,7 +571,7 @@
           <w:rFonts w:ascii="Avenir Next" w:hAnsi="Avenir Next" w:cs="Avenir Next" w:eastAsia="Avenir Next"/>
           <w:i/>
           <w:color w:val="5A5F66"/>
-          <w:sz w:val="17"/>
+          <w:sz w:val="22"/>
           <w:szCs w:val="17"/>
         </w:rPr>
         <w:t xml:space="preserve">the steps in action</w:t>
@@ -612,7 +620,7 @@
                 <w:rFonts w:ascii="Avenir Next" w:hAnsi="Avenir Next" w:cs="Avenir Next" w:eastAsia="Avenir Next"/>
                 <w:b/>
                 <w:color w:val="1A1A1A"/>
-                <w:sz w:val="21"/>
+                <w:sz w:val="22"/>
                 <w:szCs w:val="21"/>
               </w:rPr>
               <w:t xml:space="preserve">−8 </w:t>
@@ -632,7 +640,7 @@
                 <w:rFonts w:ascii="Avenir Next" w:hAnsi="Avenir Next" w:cs="Avenir Next" w:eastAsia="Avenir Next"/>
                 <w:b/>
                 <w:color w:val="1A1A1A"/>
-                <w:sz w:val="21"/>
+                <w:sz w:val="22"/>
                 <w:szCs w:val="21"/>
               </w:rPr>
               <w:t xml:space="preserve"> −3</w:t>
@@ -651,25 +659,25 @@
                 <w:rFonts w:ascii="Avenir Next" w:hAnsi="Avenir Next" w:cs="Avenir Next" w:eastAsia="Avenir Next"/>
                 <w:b/>
                 <w:color w:val="003A70"/>
+                <w:sz w:val="22"/>
+                <w:szCs w:val="19"/>
+              </w:rPr>
+              <w:t xml:space="preserve">Step 1</w:t>
+            </w:r>
+            <w:r>
+              <w:rPr>
+                <w:rFonts w:ascii="Avenir Next" w:hAnsi="Avenir Next" w:cs="Avenir Next" w:eastAsia="Avenir Next"/>
+                <w:color w:val="1A1A1A"/>
                 <w:sz w:val="19"/>
                 <w:szCs w:val="19"/>
               </w:rPr>
-              <w:t xml:space="preserve">Step 1</w:t>
-            </w:r>
-            <w:r>
-              <w:rPr>
-                <w:rFonts w:ascii="Avenir Next" w:hAnsi="Avenir Next" w:cs="Avenir Next" w:eastAsia="Avenir Next"/>
-                <w:color w:val="1A1A1A"/>
-                <w:sz w:val="19"/>
-                <w:szCs w:val="19"/>
-              </w:rPr>
               <w:tab/>
             </w:r>
             <w:r>
               <w:rPr>
                 <w:rFonts w:ascii="Avenir Next" w:hAnsi="Avenir Next" w:cs="Avenir Next" w:eastAsia="Avenir Next"/>
                 <w:color w:val="1A1A1A"/>
-                <w:sz w:val="21"/>
+                <w:sz w:val="22"/>
                 <w:szCs w:val="21"/>
               </w:rPr>
               <w:t xml:space="preserve">Find −8 and −3 on the line.</w:t>
@@ -688,25 +696,25 @@
                 <w:rFonts w:ascii="Avenir Next" w:hAnsi="Avenir Next" w:cs="Avenir Next" w:eastAsia="Avenir Next"/>
                 <w:b/>
                 <w:color w:val="003A70"/>
+                <w:sz w:val="22"/>
+                <w:szCs w:val="19"/>
+              </w:rPr>
+              <w:t xml:space="preserve">Step 2</w:t>
+            </w:r>
+            <w:r>
+              <w:rPr>
+                <w:rFonts w:ascii="Avenir Next" w:hAnsi="Avenir Next" w:cs="Avenir Next" w:eastAsia="Avenir Next"/>
+                <w:color w:val="1A1A1A"/>
                 <w:sz w:val="19"/>
                 <w:szCs w:val="19"/>
               </w:rPr>
-              <w:t xml:space="preserve">Step 2</w:t>
-            </w:r>
-            <w:r>
-              <w:rPr>
-                <w:rFonts w:ascii="Avenir Next" w:hAnsi="Avenir Next" w:cs="Avenir Next" w:eastAsia="Avenir Next"/>
-                <w:color w:val="1A1A1A"/>
-                <w:sz w:val="19"/>
-                <w:szCs w:val="19"/>
-              </w:rPr>
               <w:tab/>
             </w:r>
             <w:r>
               <w:rPr>
                 <w:rFonts w:ascii="Avenir Next" w:hAnsi="Avenir Next" w:cs="Avenir Next" w:eastAsia="Avenir Next"/>
                 <w:color w:val="1A1A1A"/>
-                <w:sz w:val="21"/>
+                <w:sz w:val="22"/>
                 <w:szCs w:val="21"/>
               </w:rPr>
               <w:t xml:space="preserve">−3 is farther right, so −3 is greater.</w:t>
@@ -725,25 +733,25 @@
                 <w:rFonts w:ascii="Avenir Next" w:hAnsi="Avenir Next" w:cs="Avenir Next" w:eastAsia="Avenir Next"/>
                 <w:b/>
                 <w:color w:val="003A70"/>
+                <w:sz w:val="22"/>
+                <w:szCs w:val="19"/>
+              </w:rPr>
+              <w:t xml:space="preserve">Step 3</w:t>
+            </w:r>
+            <w:r>
+              <w:rPr>
+                <w:rFonts w:ascii="Avenir Next" w:hAnsi="Avenir Next" w:cs="Avenir Next" w:eastAsia="Avenir Next"/>
+                <w:color w:val="1A1A1A"/>
                 <w:sz w:val="19"/>
                 <w:szCs w:val="19"/>
               </w:rPr>
-              <w:t xml:space="preserve">Step 3</w:t>
-            </w:r>
-            <w:r>
-              <w:rPr>
-                <w:rFonts w:ascii="Avenir Next" w:hAnsi="Avenir Next" w:cs="Avenir Next" w:eastAsia="Avenir Next"/>
-                <w:color w:val="1A1A1A"/>
-                <w:sz w:val="19"/>
-                <w:szCs w:val="19"/>
-              </w:rPr>
               <w:tab/>
             </w:r>
             <w:r>
               <w:rPr>
                 <w:rFonts w:ascii="Avenir Next" w:hAnsi="Avenir Next" w:cs="Avenir Next" w:eastAsia="Avenir Next"/>
                 <w:color w:val="1A1A1A"/>
-                <w:sz w:val="21"/>
+                <w:sz w:val="22"/>
                 <w:szCs w:val="21"/>
               </w:rPr>
               <w:t xml:space="preserve">−8 &lt; −3</w:t>
@@ -762,18 +770,18 @@
                 <w:rFonts w:ascii="Avenir Next" w:hAnsi="Avenir Next" w:cs="Avenir Next" w:eastAsia="Avenir Next"/>
                 <w:b/>
                 <w:color w:val="1A1A1A"/>
+                <w:sz w:val="22"/>
+                <w:szCs w:val="21"/>
+              </w:rPr>
+              <w:t xml:space="preserve">Answer</w:t>
+            </w:r>
+            <w:r>
+              <w:rPr>
+                <w:rFonts w:ascii="Avenir Next" w:hAnsi="Avenir Next" w:cs="Avenir Next" w:eastAsia="Avenir Next"/>
+                <w:color w:val="1A1A1A"/>
                 <w:sz w:val="21"/>
                 <w:szCs w:val="21"/>
               </w:rPr>
-              <w:t xml:space="preserve">Answer</w:t>
-            </w:r>
-            <w:r>
-              <w:rPr>
-                <w:rFonts w:ascii="Avenir Next" w:hAnsi="Avenir Next" w:cs="Avenir Next" w:eastAsia="Avenir Next"/>
-                <w:color w:val="1A1A1A"/>
-                <w:sz w:val="21"/>
-                <w:szCs w:val="21"/>
-              </w:rPr>
               <w:tab/>
             </w:r>
             <w:r>
@@ -781,7 +789,7 @@
                 <w:rFonts w:ascii="Avenir Next" w:hAnsi="Avenir Next" w:cs="Avenir Next" w:eastAsia="Avenir Next"/>
                 <w:b/>
                 <w:color w:val="1A1A1A"/>
-                <w:sz w:val="21"/>
+                <w:sz w:val="22"/>
                 <w:szCs w:val="21"/>
               </w:rPr>
               <w:t xml:space="preserve">−8 &lt; −3</w:t>
@@ -802,7 +810,7 @@
               <w:drawing>
                 <wp:inline distT="0" distB="0" distL="0" distR="0">
                   <wp:extent cx="2743200" cy="731520"/>
-                  <wp:docPr id="1" name="Figure 1"/>
+                  <wp:docPr id="1" name="Figure 1" descr="Number line from -10 to 2, ticks every 1. Points: x: -8; label: −8, x: -3; label: −3."/>
                   <a:graphic xmlns:a="http://schemas.openxmlformats.org/drawingml/2006/main">
                     <a:graphicData uri="http://schemas.openxmlformats.org/drawingml/2006/picture">
                       <pic:pic xmlns:pic="http://schemas.openxmlformats.org/drawingml/2006/picture">
@@ -842,6 +850,7 @@
     </w:p>
     <w:p>
       <w:pPr>
+        <w:pStyle w:val="Heading2"/>
         <w:keepNext/>
         <w:pBdr>
           <w:bottom w:val="single" w:sz="8" w:space="3" w:color="003A70"/>
@@ -857,7 +866,7 @@
           <w:b/>
           <w:color w:val="003A70"/>
           <w:spacing w:val="14"/>
-          <w:sz w:val="19"/>
+          <w:sz w:val="22"/>
           <w:szCs w:val="19"/>
         </w:rPr>
         <w:t xml:space="preserve">TRY IT WITH HELP</w:t>
@@ -876,7 +885,7 @@
           <w:rFonts w:ascii="Avenir Next" w:hAnsi="Avenir Next" w:cs="Avenir Next" w:eastAsia="Avenir Next"/>
           <w:i/>
           <w:color w:val="5A5F66"/>
-          <w:sz w:val="17"/>
+          <w:sz w:val="22"/>
           <w:szCs w:val="17"/>
         </w:rPr>
         <w:t xml:space="preserve">fill in each step</w:t>
@@ -949,7 +958,7 @@
         <w:drawing>
           <wp:inline distT="0" distB="0" distL="0" distR="0">
             <wp:extent cx="3840480" cy="566928"/>
-            <wp:docPr id="2" name="Figure 2"/>
+            <wp:docPr id="2" name="Figure 2" descr="Number line from -8 to 2, ticks every 1."/>
             <a:graphic xmlns:a="http://schemas.openxmlformats.org/drawingml/2006/main">
               <a:graphicData uri="http://schemas.openxmlformats.org/drawingml/2006/picture">
                 <pic:pic xmlns:pic="http://schemas.openxmlformats.org/drawingml/2006/picture">
@@ -993,25 +1002,25 @@
           <w:rFonts w:ascii="Avenir Next" w:hAnsi="Avenir Next" w:cs="Avenir Next" w:eastAsia="Avenir Next"/>
           <w:b/>
           <w:color w:val="003A70"/>
+          <w:sz w:val="22"/>
+          <w:szCs w:val="18"/>
+        </w:rPr>
+        <w:t xml:space="preserve">Step 1</w:t>
+      </w:r>
+      <w:r>
+        <w:rPr>
+          <w:rFonts w:ascii="Avenir Next" w:hAnsi="Avenir Next" w:cs="Avenir Next" w:eastAsia="Avenir Next"/>
+          <w:color w:val="1A1A1A"/>
           <w:sz w:val="18"/>
           <w:szCs w:val="18"/>
         </w:rPr>
-        <w:t xml:space="preserve">Step 1</w:t>
-      </w:r>
-      <w:r>
-        <w:rPr>
-          <w:rFonts w:ascii="Avenir Next" w:hAnsi="Avenir Next" w:cs="Avenir Next" w:eastAsia="Avenir Next"/>
-          <w:color w:val="1A1A1A"/>
-          <w:sz w:val="18"/>
-          <w:szCs w:val="18"/>
-        </w:rPr>
         <w:tab/>
       </w:r>
       <w:r>
         <w:rPr>
           <w:rFonts w:ascii="Avenir Next" w:hAnsi="Avenir Next" w:cs="Avenir Next" w:eastAsia="Avenir Next"/>
           <w:color w:val="1A1A1A"/>
-          <w:sz w:val="21"/>
+          <w:sz w:val="22"/>
           <w:szCs w:val="21"/>
         </w:rPr>
         <w:t xml:space="preserve">Find −1 and </w:t>
@@ -1030,7 +1039,7 @@
         <w:rPr>
           <w:rFonts w:ascii="Avenir Next" w:hAnsi="Avenir Next" w:cs="Avenir Next" w:eastAsia="Avenir Next"/>
           <w:color w:val="1A1A1A"/>
-          <w:sz w:val="21"/>
+          <w:sz w:val="22"/>
           <w:szCs w:val="21"/>
         </w:rPr>
         <w:t xml:space="preserve"> on the line.</w:t>
@@ -1050,7 +1059,7 @@
           <w:rFonts w:ascii="Avenir Next" w:hAnsi="Avenir Next" w:cs="Avenir Next" w:eastAsia="Avenir Next"/>
           <w:b/>
           <w:color w:val="003A70"/>
-          <w:sz w:val="18"/>
+          <w:sz w:val="22"/>
           <w:szCs w:val="18"/>
         </w:rPr>
         <w:t xml:space="preserve">Step 2</w:t>
@@ -1078,7 +1087,7 @@
         <w:rPr>
           <w:rFonts w:ascii="Avenir Next" w:hAnsi="Avenir Next" w:cs="Avenir Next" w:eastAsia="Avenir Next"/>
           <w:color w:val="1A1A1A"/>
-          <w:sz w:val="21"/>
+          <w:sz w:val="22"/>
           <w:szCs w:val="21"/>
         </w:rPr>
         <w:t xml:space="preserve"> is farther right, so it is greater.</w:t>
@@ -1098,25 +1107,25 @@
           <w:rFonts w:ascii="Avenir Next" w:hAnsi="Avenir Next" w:cs="Avenir Next" w:eastAsia="Avenir Next"/>
           <w:b/>
           <w:color w:val="003A70"/>
+          <w:sz w:val="22"/>
+          <w:szCs w:val="18"/>
+        </w:rPr>
+        <w:t xml:space="preserve">Step 3</w:t>
+      </w:r>
+      <w:r>
+        <w:rPr>
+          <w:rFonts w:ascii="Avenir Next" w:hAnsi="Avenir Next" w:cs="Avenir Next" w:eastAsia="Avenir Next"/>
+          <w:color w:val="1A1A1A"/>
           <w:sz w:val="18"/>
           <w:szCs w:val="18"/>
         </w:rPr>
-        <w:t xml:space="preserve">Step 3</w:t>
-      </w:r>
-      <w:r>
-        <w:rPr>
-          <w:rFonts w:ascii="Avenir Next" w:hAnsi="Avenir Next" w:cs="Avenir Next" w:eastAsia="Avenir Next"/>
-          <w:color w:val="1A1A1A"/>
-          <w:sz w:val="18"/>
-          <w:szCs w:val="18"/>
-        </w:rPr>
         <w:tab/>
       </w:r>
       <w:r>
         <w:rPr>
           <w:rFonts w:ascii="Avenir Next" w:hAnsi="Avenir Next" w:cs="Avenir Next" w:eastAsia="Avenir Next"/>
           <w:color w:val="1A1A1A"/>
-          <w:sz w:val="21"/>
+          <w:sz w:val="22"/>
           <w:szCs w:val="21"/>
         </w:rPr>
         <w:t xml:space="preserve">−1 </w:t>
@@ -1135,7 +1144,7 @@
         <w:rPr>
           <w:rFonts w:ascii="Avenir Next" w:hAnsi="Avenir Next" w:cs="Avenir Next" w:eastAsia="Avenir Next"/>
           <w:color w:val="1A1A1A"/>
-          <w:sz w:val="21"/>
+          <w:sz w:val="22"/>
           <w:szCs w:val="21"/>
         </w:rPr>
         <w:t xml:space="preserve"> −6</w:t>
@@ -1217,25 +1226,25 @@
           <w:rFonts w:ascii="Avenir Next" w:hAnsi="Avenir Next" w:cs="Avenir Next" w:eastAsia="Avenir Next"/>
           <w:b/>
           <w:color w:val="003A70"/>
+          <w:sz w:val="22"/>
+          <w:szCs w:val="18"/>
+        </w:rPr>
+        <w:t xml:space="preserve">Step 1</w:t>
+      </w:r>
+      <w:r>
+        <w:rPr>
+          <w:rFonts w:ascii="Avenir Next" w:hAnsi="Avenir Next" w:cs="Avenir Next" w:eastAsia="Avenir Next"/>
+          <w:color w:val="1A1A1A"/>
           <w:sz w:val="18"/>
           <w:szCs w:val="18"/>
         </w:rPr>
-        <w:t xml:space="preserve">Step 1</w:t>
-      </w:r>
-      <w:r>
-        <w:rPr>
-          <w:rFonts w:ascii="Avenir Next" w:hAnsi="Avenir Next" w:cs="Avenir Next" w:eastAsia="Avenir Next"/>
-          <w:color w:val="1A1A1A"/>
-          <w:sz w:val="18"/>
-          <w:szCs w:val="18"/>
-        </w:rPr>
         <w:tab/>
       </w:r>
       <w:r>
         <w:rPr>
           <w:rFonts w:ascii="Avenir Next" w:hAnsi="Avenir Next" w:cs="Avenir Next" w:eastAsia="Avenir Next"/>
           <w:color w:val="1A1A1A"/>
-          <w:sz w:val="21"/>
+          <w:sz w:val="22"/>
           <w:szCs w:val="21"/>
         </w:rPr>
         <w:t xml:space="preserve">Find 0 and </w:t>
@@ -1254,7 +1263,7 @@
         <w:rPr>
           <w:rFonts w:ascii="Avenir Next" w:hAnsi="Avenir Next" w:cs="Avenir Next" w:eastAsia="Avenir Next"/>
           <w:color w:val="1A1A1A"/>
-          <w:sz w:val="21"/>
+          <w:sz w:val="22"/>
           <w:szCs w:val="21"/>
         </w:rPr>
         <w:t xml:space="preserve"> on the line.</w:t>
@@ -1274,7 +1283,7 @@
           <w:rFonts w:ascii="Avenir Next" w:hAnsi="Avenir Next" w:cs="Avenir Next" w:eastAsia="Avenir Next"/>
           <w:b/>
           <w:color w:val="003A70"/>
-          <w:sz w:val="18"/>
+          <w:sz w:val="22"/>
           <w:szCs w:val="18"/>
         </w:rPr>
         <w:t xml:space="preserve">Step 2</w:t>
@@ -1302,7 +1311,7 @@
         <w:rPr>
           <w:rFonts w:ascii="Avenir Next" w:hAnsi="Avenir Next" w:cs="Avenir Next" w:eastAsia="Avenir Next"/>
           <w:color w:val="1A1A1A"/>
-          <w:sz w:val="21"/>
+          <w:sz w:val="22"/>
           <w:szCs w:val="21"/>
         </w:rPr>
         <w:t xml:space="preserve"> is farther right, so it is greater.</w:t>
@@ -1322,25 +1331,25 @@
           <w:rFonts w:ascii="Avenir Next" w:hAnsi="Avenir Next" w:cs="Avenir Next" w:eastAsia="Avenir Next"/>
           <w:b/>
           <w:color w:val="003A70"/>
+          <w:sz w:val="22"/>
+          <w:szCs w:val="18"/>
+        </w:rPr>
+        <w:t xml:space="preserve">Step 3</w:t>
+      </w:r>
+      <w:r>
+        <w:rPr>
+          <w:rFonts w:ascii="Avenir Next" w:hAnsi="Avenir Next" w:cs="Avenir Next" w:eastAsia="Avenir Next"/>
+          <w:color w:val="1A1A1A"/>
           <w:sz w:val="18"/>
           <w:szCs w:val="18"/>
         </w:rPr>
-        <w:t xml:space="preserve">Step 3</w:t>
-      </w:r>
-      <w:r>
-        <w:rPr>
-          <w:rFonts w:ascii="Avenir Next" w:hAnsi="Avenir Next" w:cs="Avenir Next" w:eastAsia="Avenir Next"/>
-          <w:color w:val="1A1A1A"/>
-          <w:sz w:val="18"/>
-          <w:szCs w:val="18"/>
-        </w:rPr>
         <w:tab/>
       </w:r>
       <w:r>
         <w:rPr>
           <w:rFonts w:ascii="Avenir Next" w:hAnsi="Avenir Next" w:cs="Avenir Next" w:eastAsia="Avenir Next"/>
           <w:color w:val="1A1A1A"/>
-          <w:sz w:val="21"/>
+          <w:sz w:val="22"/>
           <w:szCs w:val="21"/>
         </w:rPr>
         <w:t xml:space="preserve">0 </w:t>
@@ -1359,7 +1368,7 @@
         <w:rPr>
           <w:rFonts w:ascii="Avenir Next" w:hAnsi="Avenir Next" w:cs="Avenir Next" w:eastAsia="Avenir Next"/>
           <w:color w:val="1A1A1A"/>
-          <w:sz w:val="21"/>
+          <w:sz w:val="22"/>
           <w:szCs w:val="21"/>
         </w:rPr>
         <w:t xml:space="preserve"> −4</w:t>
@@ -1372,6 +1381,7 @@
     </w:p>
     <w:p>
       <w:pPr>
+        <w:pStyle w:val="Heading2"/>
         <w:keepNext/>
         <w:pBdr>
           <w:bottom w:val="single" w:sz="8" w:space="3" w:color="003A70"/>
@@ -1387,7 +1397,7 @@
           <w:b/>
           <w:color w:val="003A70"/>
           <w:spacing w:val="14"/>
-          <w:sz w:val="19"/>
+          <w:sz w:val="22"/>
           <w:szCs w:val="19"/>
         </w:rPr>
         <w:t xml:space="preserve">YOUR TURN</w:t>
@@ -1406,7 +1416,7 @@
           <w:rFonts w:ascii="Avenir Next" w:hAnsi="Avenir Next" w:cs="Avenir Next" w:eastAsia="Avenir Next"/>
           <w:i/>
           <w:color w:val="5A5F66"/>
-          <w:sz w:val="17"/>
+          <w:sz w:val="22"/>
           <w:szCs w:val="17"/>
         </w:rPr>
         <w:t xml:space="preserve">use the steps on your own</w:t>
@@ -1917,7 +1927,7 @@
       <w:pPr>
         <w:pageBreakBefore/>
         <w:keepNext/>
-        <w:spacing w:before="0" w:after="12" w:line="264" w:lineRule="auto"/>
+        <w:spacing w:before="0" w:after="10" w:line="252" w:lineRule="auto"/>
       </w:pPr>
       <w:r>
         <w:rPr>
@@ -1926,7 +1936,7 @@
           <w:caps/>
           <w:color w:val="003A70"/>
           <w:spacing w:val="12"/>
-          <w:sz w:val="19"/>
+          <w:sz w:val="22"/>
           <w:szCs w:val="19"/>
         </w:rPr>
         <w:t xml:space="preserve">Lesson 8-5  ·  Session 1  ·  Prerequisite Practice B  ·  Skill 2 of 2</w:t>
@@ -1934,8 +1944,9 @@
     </w:p>
     <w:p>
       <w:pPr>
+        <w:pStyle w:val="Heading1"/>
         <w:keepNext/>
-        <w:spacing w:before="0" w:after="10" w:line="240" w:lineRule="auto"/>
+        <w:spacing w:before="0" w:after="8" w:line="240" w:lineRule="auto"/>
       </w:pPr>
       <w:r>
         <w:rPr>
@@ -1953,13 +1964,13 @@
         <w:pBdr>
           <w:bottom w:val="single" w:sz="4" w:space="5" w:color="C9CDD2"/>
         </w:pBdr>
-        <w:spacing w:before="0" w:after="60" w:line="264" w:lineRule="auto"/>
+        <w:spacing w:before="0" w:after="51" w:line="252" w:lineRule="auto"/>
       </w:pPr>
       <w:r>
         <w:rPr>
           <w:rFonts w:ascii="Avenir Next" w:hAnsi="Avenir Next" w:cs="Avenir Next" w:eastAsia="Avenir Next"/>
           <w:color w:val="5A5F66"/>
-          <w:sz w:val="17"/>
+          <w:sz w:val="22"/>
           <w:szCs w:val="17"/>
         </w:rPr>
         <w:t xml:space="preserve">Builds on Lesson 8-4 Session 1 · 6.EE.B.8</w:t>
@@ -2002,7 +2013,8 @@
           </w:tcPr>
           <w:p>
             <w:pPr>
-              <w:spacing w:before="0" w:after="0" w:line="252" w:lineRule="auto"/>
+              <w:pStyle w:val="Heading2"/>
+              <w:spacing w:before="0" w:after="0" w:line="246" w:lineRule="auto"/>
             </w:pPr>
             <w:r>
               <w:rPr>
@@ -2025,13 +2037,13 @@
           </w:tcPr>
           <w:p>
             <w:pPr>
-              <w:spacing w:before="0" w:after="0" w:line="264" w:lineRule="auto"/>
+              <w:spacing w:before="0" w:after="0" w:line="252" w:lineRule="auto"/>
             </w:pPr>
             <w:r>
               <w:rPr>
                 <w:rFonts w:ascii="Avenir Next" w:hAnsi="Avenir Next" w:cs="Avenir Next" w:eastAsia="Avenir Next"/>
                 <w:color w:val="1A1A1A"/>
-                <w:sz w:val="20"/>
+                <w:sz w:val="22"/>
                 <w:szCs w:val="20"/>
               </w:rPr>
               <w:t xml:space="preserve">You will turn “at least 15 pounds” into </w:t>
@@ -2041,7 +2053,7 @@
                 <w:rFonts w:ascii="Avenir Next" w:hAnsi="Avenir Next" w:cs="Avenir Next" w:eastAsia="Avenir Next"/>
                 <w:i/>
                 <w:color w:val="1A1A1A"/>
-                <w:sz w:val="20"/>
+                <w:sz w:val="22"/>
                 <w:szCs w:val="20"/>
               </w:rPr>
               <w:t xml:space="preserve">w</w:t>
@@ -2050,7 +2062,7 @@
               <w:rPr>
                 <w:rFonts w:ascii="Avenir Next" w:hAnsi="Avenir Next" w:cs="Avenir Next" w:eastAsia="Avenir Next"/>
                 <w:color w:val="1A1A1A"/>
-                <w:sz w:val="20"/>
+                <w:sz w:val="22"/>
                 <w:szCs w:val="20"/>
               </w:rPr>
               <w:t xml:space="preserve"> ≥ 15 and graph it.</w:t>
@@ -2070,7 +2082,8 @@
           </w:tcPr>
           <w:p>
             <w:pPr>
-              <w:spacing w:before="0" w:after="0" w:line="252" w:lineRule="auto"/>
+              <w:pStyle w:val="Heading2"/>
+              <w:spacing w:before="0" w:after="0" w:line="246" w:lineRule="auto"/>
             </w:pPr>
             <w:r>
               <w:rPr>
@@ -2093,13 +2106,13 @@
           </w:tcPr>
           <w:p>
             <w:pPr>
-              <w:spacing w:before="0" w:after="0" w:line="264" w:lineRule="auto"/>
+              <w:spacing w:before="0" w:after="0" w:line="252" w:lineRule="auto"/>
             </w:pPr>
             <w:r>
               <w:rPr>
                 <w:rFonts w:ascii="Avenir Next" w:hAnsi="Avenir Next" w:cs="Avenir Next" w:eastAsia="Avenir Next"/>
                 <w:color w:val="1A1A1A"/>
-                <w:sz w:val="20"/>
+                <w:sz w:val="22"/>
                 <w:szCs w:val="20"/>
               </w:rPr>
               <w:t xml:space="preserve">Change a phrase like “at most 8” into </w:t>
@@ -2109,7 +2122,7 @@
                 <w:rFonts w:ascii="Avenir Next" w:hAnsi="Avenir Next" w:cs="Avenir Next" w:eastAsia="Avenir Next"/>
                 <w:i/>
                 <w:color w:val="1A1A1A"/>
-                <w:sz w:val="20"/>
+                <w:sz w:val="22"/>
                 <w:szCs w:val="20"/>
               </w:rPr>
               <w:t xml:space="preserve">t</w:t>
@@ -2118,7 +2131,7 @@
               <w:rPr>
                 <w:rFonts w:ascii="Avenir Next" w:hAnsi="Avenir Next" w:cs="Avenir Next" w:eastAsia="Avenir Next"/>
                 <w:color w:val="1A1A1A"/>
-                <w:sz w:val="20"/>
+                <w:sz w:val="22"/>
                 <w:szCs w:val="20"/>
               </w:rPr>
               <w:t xml:space="preserve"> ≤ 8.  </w:t>
@@ -2128,7 +2141,7 @@
                 <w:rFonts w:ascii="Avenir Next" w:hAnsi="Avenir Next" w:cs="Avenir Next" w:eastAsia="Avenir Next"/>
                 <w:b/>
                 <w:color w:val="1A1A1A"/>
-                <w:sz w:val="20"/>
+                <w:sz w:val="22"/>
                 <w:szCs w:val="20"/>
               </w:rPr>
               <w:t xml:space="preserve">You will use it in Practice Form A, problems 2, 3, 5, and 8.</w:t>
@@ -2139,6 +2152,7 @@
     </w:tbl>
     <w:p>
       <w:pPr>
+        <w:pStyle w:val="Heading2"/>
         <w:keepNext/>
         <w:pBdr>
           <w:bottom w:val="single" w:sz="8" w:space="3" w:color="003A70"/>
@@ -2146,7 +2160,7 @@
         <w:tabs>
           <w:tab w:val="right" w:pos="9504"/>
         </w:tabs>
-        <w:spacing w:before="50" w:after="36" w:line="240" w:lineRule="auto"/>
+        <w:spacing w:before="42" w:after="31" w:line="240" w:lineRule="auto"/>
       </w:pPr>
       <w:r>
         <w:rPr>
@@ -2154,7 +2168,7 @@
           <w:b/>
           <w:color w:val="003A70"/>
           <w:spacing w:val="14"/>
-          <w:sz w:val="19"/>
+          <w:sz w:val="22"/>
           <w:szCs w:val="19"/>
         </w:rPr>
         <w:t xml:space="preserve">STEPS TO FOLLOW</w:t>
@@ -2173,7 +2187,7 @@
           <w:rFonts w:ascii="Avenir Next" w:hAnsi="Avenir Next" w:cs="Avenir Next" w:eastAsia="Avenir Next"/>
           <w:i/>
           <w:color w:val="5A5F66"/>
-          <w:sz w:val="17"/>
+          <w:sz w:val="22"/>
           <w:szCs w:val="17"/>
         </w:rPr>
         <w:t xml:space="preserve">use these same steps on every problem</w:t>
@@ -2215,6 +2229,7 @@
           </w:tcPr>
           <w:p>
             <w:pPr>
+              <w:pStyle w:val="Heading1"/>
               <w:spacing w:before="0" w:after="0" w:line="240" w:lineRule="auto"/>
               <w:jc w:val="center"/>
             </w:pPr>
@@ -2237,13 +2252,13 @@
           </w:tcPr>
           <w:p>
             <w:pPr>
-              <w:spacing w:before="0" w:after="0" w:line="264" w:lineRule="auto"/>
+              <w:spacing w:before="0" w:after="0" w:line="252" w:lineRule="auto"/>
             </w:pPr>
             <w:r>
               <w:rPr>
                 <w:rFonts w:ascii="Avenir Next" w:hAnsi="Avenir Next" w:cs="Avenir Next" w:eastAsia="Avenir Next"/>
                 <w:color w:val="1A1A1A"/>
-                <w:sz w:val="21"/>
+                <w:sz w:val="22"/>
                 <w:szCs w:val="21"/>
               </w:rPr>
               <w:t xml:space="preserve">Find the </w:t>
@@ -2253,7 +2268,7 @@
                 <w:rFonts w:ascii="Avenir Next" w:hAnsi="Avenir Next" w:cs="Avenir Next" w:eastAsia="Avenir Next"/>
                 <w:b/>
                 <w:color w:val="1A1A1A"/>
-                <w:sz w:val="21"/>
+                <w:sz w:val="22"/>
                 <w:szCs w:val="21"/>
               </w:rPr>
               <w:t xml:space="preserve">phrase</w:t>
@@ -2262,7 +2277,7 @@
               <w:rPr>
                 <w:rFonts w:ascii="Avenir Next" w:hAnsi="Avenir Next" w:cs="Avenir Next" w:eastAsia="Avenir Next"/>
                 <w:color w:val="1A1A1A"/>
-                <w:sz w:val="21"/>
+                <w:sz w:val="22"/>
                 <w:szCs w:val="21"/>
               </w:rPr>
               <w:t xml:space="preserve">: at least, at most, more than, or under.</w:t>
@@ -2281,6 +2296,7 @@
           </w:tcPr>
           <w:p>
             <w:pPr>
+              <w:pStyle w:val="Heading1"/>
               <w:spacing w:before="0" w:after="0" w:line="240" w:lineRule="auto"/>
               <w:jc w:val="center"/>
             </w:pPr>
@@ -2303,13 +2319,13 @@
           </w:tcPr>
           <w:p>
             <w:pPr>
-              <w:spacing w:before="0" w:after="0" w:line="264" w:lineRule="auto"/>
+              <w:spacing w:before="0" w:after="0" w:line="252" w:lineRule="auto"/>
             </w:pPr>
             <w:r>
               <w:rPr>
                 <w:rFonts w:ascii="Avenir Next" w:hAnsi="Avenir Next" w:cs="Avenir Next" w:eastAsia="Avenir Next"/>
                 <w:color w:val="1A1A1A"/>
-                <w:sz w:val="21"/>
+                <w:sz w:val="22"/>
                 <w:szCs w:val="21"/>
               </w:rPr>
               <w:t xml:space="preserve">Pick the </w:t>
@@ -2319,7 +2335,7 @@
                 <w:rFonts w:ascii="Avenir Next" w:hAnsi="Avenir Next" w:cs="Avenir Next" w:eastAsia="Avenir Next"/>
                 <w:b/>
                 <w:color w:val="1A1A1A"/>
-                <w:sz w:val="21"/>
+                <w:sz w:val="22"/>
                 <w:szCs w:val="21"/>
               </w:rPr>
               <w:t xml:space="preserve">symbol</w:t>
@@ -2328,7 +2344,7 @@
               <w:rPr>
                 <w:rFonts w:ascii="Avenir Next" w:hAnsi="Avenir Next" w:cs="Avenir Next" w:eastAsia="Avenir Next"/>
                 <w:color w:val="1A1A1A"/>
-                <w:sz w:val="21"/>
+                <w:sz w:val="22"/>
                 <w:szCs w:val="21"/>
               </w:rPr>
               <w:t xml:space="preserve">: at least ≥, at most ≤, more than &gt;, under &lt;.</w:t>
@@ -2347,6 +2363,7 @@
           </w:tcPr>
           <w:p>
             <w:pPr>
+              <w:pStyle w:val="Heading1"/>
               <w:spacing w:before="0" w:after="0" w:line="240" w:lineRule="auto"/>
               <w:jc w:val="center"/>
             </w:pPr>
@@ -2369,13 +2386,13 @@
           </w:tcPr>
           <w:p>
             <w:pPr>
-              <w:spacing w:before="0" w:after="0" w:line="264" w:lineRule="auto"/>
+              <w:spacing w:before="0" w:after="0" w:line="252" w:lineRule="auto"/>
             </w:pPr>
             <w:r>
               <w:rPr>
                 <w:rFonts w:ascii="Avenir Next" w:hAnsi="Avenir Next" w:cs="Avenir Next" w:eastAsia="Avenir Next"/>
                 <w:color w:val="1A1A1A"/>
-                <w:sz w:val="21"/>
+                <w:sz w:val="22"/>
                 <w:szCs w:val="21"/>
               </w:rPr>
               <w:t xml:space="preserve">Write the </w:t>
@@ -2385,7 +2402,7 @@
                 <w:rFonts w:ascii="Avenir Next" w:hAnsi="Avenir Next" w:cs="Avenir Next" w:eastAsia="Avenir Next"/>
                 <w:b/>
                 <w:color w:val="1A1A1A"/>
-                <w:sz w:val="21"/>
+                <w:sz w:val="22"/>
                 <w:szCs w:val="21"/>
               </w:rPr>
               <w:t xml:space="preserve">letter</w:t>
@@ -2394,7 +2411,7 @@
               <w:rPr>
                 <w:rFonts w:ascii="Avenir Next" w:hAnsi="Avenir Next" w:cs="Avenir Next" w:eastAsia="Avenir Next"/>
                 <w:color w:val="1A1A1A"/>
-                <w:sz w:val="21"/>
+                <w:sz w:val="22"/>
                 <w:szCs w:val="21"/>
               </w:rPr>
               <w:t xml:space="preserve">, then the symbol, then the number.</w:t>
@@ -2405,6 +2422,7 @@
     </w:tbl>
     <w:p>
       <w:pPr>
+        <w:pStyle w:val="Heading2"/>
         <w:keepNext/>
         <w:pBdr>
           <w:bottom w:val="single" w:sz="8" w:space="3" w:color="003A70"/>
@@ -2412,7 +2430,7 @@
         <w:tabs>
           <w:tab w:val="right" w:pos="9504"/>
         </w:tabs>
-        <w:spacing w:before="50" w:after="36" w:line="240" w:lineRule="auto"/>
+        <w:spacing w:before="42" w:after="31" w:line="240" w:lineRule="auto"/>
       </w:pPr>
       <w:r>
         <w:rPr>
@@ -2420,7 +2438,7 @@
           <w:b/>
           <w:color w:val="003A70"/>
           <w:spacing w:val="14"/>
-          <w:sz w:val="19"/>
+          <w:sz w:val="22"/>
           <w:szCs w:val="19"/>
         </w:rPr>
         <w:t xml:space="preserve">WATCH ME</w:t>
@@ -2439,7 +2457,7 @@
           <w:rFonts w:ascii="Avenir Next" w:hAnsi="Avenir Next" w:cs="Avenir Next" w:eastAsia="Avenir Next"/>
           <w:i/>
           <w:color w:val="5A5F66"/>
-          <w:sz w:val="17"/>
+          <w:sz w:val="22"/>
           <w:szCs w:val="17"/>
         </w:rPr>
         <w:t xml:space="preserve">the steps in action</w:t>
@@ -2447,14 +2465,14 @@
     </w:p>
     <w:p>
       <w:pPr>
-        <w:spacing w:before="0" w:after="40" w:line="264" w:lineRule="auto"/>
+        <w:spacing w:before="0" w:after="34" w:line="252" w:lineRule="auto"/>
       </w:pPr>
       <w:r>
         <w:rPr>
           <w:rFonts w:ascii="Avenir Next" w:hAnsi="Avenir Next" w:cs="Avenir Next" w:eastAsia="Avenir Next"/>
           <w:b/>
           <w:color w:val="1A1A1A"/>
-          <w:sz w:val="21"/>
+          <w:sz w:val="22"/>
           <w:szCs w:val="21"/>
         </w:rPr>
         <w:t xml:space="preserve">A tent holds at most 6 campers. Use </w:t>
@@ -2465,7 +2483,7 @@
           <w:b/>
           <w:i/>
           <w:color w:val="1A1A1A"/>
-          <w:sz w:val="21"/>
+          <w:sz w:val="22"/>
           <w:szCs w:val="21"/>
         </w:rPr>
         <w:t xml:space="preserve">c</w:t>
@@ -2475,7 +2493,7 @@
           <w:rFonts w:ascii="Avenir Next" w:hAnsi="Avenir Next" w:cs="Avenir Next" w:eastAsia="Avenir Next"/>
           <w:b/>
           <w:color w:val="1A1A1A"/>
-          <w:sz w:val="21"/>
+          <w:sz w:val="22"/>
           <w:szCs w:val="21"/>
         </w:rPr>
         <w:t xml:space="preserve">.</w:t>
@@ -2486,7 +2504,7 @@
         <w:tabs>
           <w:tab w:val="left" w:pos="950"/>
         </w:tabs>
-        <w:spacing w:before="0" w:after="24" w:line="256" w:lineRule="auto"/>
+        <w:spacing w:before="0" w:after="20" w:line="248" w:lineRule="auto"/>
         <w:ind w:left="950" w:hanging="950"/>
       </w:pPr>
       <w:r>
@@ -2494,25 +2512,25 @@
           <w:rFonts w:ascii="Avenir Next" w:hAnsi="Avenir Next" w:cs="Avenir Next" w:eastAsia="Avenir Next"/>
           <w:b/>
           <w:color w:val="003A70"/>
+          <w:sz w:val="22"/>
+          <w:szCs w:val="19"/>
+        </w:rPr>
+        <w:t xml:space="preserve">Step 1</w:t>
+      </w:r>
+      <w:r>
+        <w:rPr>
+          <w:rFonts w:ascii="Avenir Next" w:hAnsi="Avenir Next" w:cs="Avenir Next" w:eastAsia="Avenir Next"/>
+          <w:color w:val="1A1A1A"/>
           <w:sz w:val="19"/>
           <w:szCs w:val="19"/>
         </w:rPr>
-        <w:t xml:space="preserve">Step 1</w:t>
-      </w:r>
-      <w:r>
-        <w:rPr>
-          <w:rFonts w:ascii="Avenir Next" w:hAnsi="Avenir Next" w:cs="Avenir Next" w:eastAsia="Avenir Next"/>
-          <w:color w:val="1A1A1A"/>
-          <w:sz w:val="19"/>
-          <w:szCs w:val="19"/>
-        </w:rPr>
         <w:tab/>
       </w:r>
       <w:r>
         <w:rPr>
           <w:rFonts w:ascii="Avenir Next" w:hAnsi="Avenir Next" w:cs="Avenir Next" w:eastAsia="Avenir Next"/>
           <w:color w:val="1A1A1A"/>
-          <w:sz w:val="21"/>
+          <w:sz w:val="22"/>
           <w:szCs w:val="21"/>
         </w:rPr>
         <w:t xml:space="preserve">The phrase is “at most.”</w:t>
@@ -2523,7 +2541,7 @@
         <w:tabs>
           <w:tab w:val="left" w:pos="950"/>
         </w:tabs>
-        <w:spacing w:before="0" w:after="24" w:line="256" w:lineRule="auto"/>
+        <w:spacing w:before="0" w:after="20" w:line="248" w:lineRule="auto"/>
         <w:ind w:left="950" w:hanging="950"/>
       </w:pPr>
       <w:r>
@@ -2531,25 +2549,25 @@
           <w:rFonts w:ascii="Avenir Next" w:hAnsi="Avenir Next" w:cs="Avenir Next" w:eastAsia="Avenir Next"/>
           <w:b/>
           <w:color w:val="003A70"/>
+          <w:sz w:val="22"/>
+          <w:szCs w:val="19"/>
+        </w:rPr>
+        <w:t xml:space="preserve">Step 2</w:t>
+      </w:r>
+      <w:r>
+        <w:rPr>
+          <w:rFonts w:ascii="Avenir Next" w:hAnsi="Avenir Next" w:cs="Avenir Next" w:eastAsia="Avenir Next"/>
+          <w:color w:val="1A1A1A"/>
           <w:sz w:val="19"/>
           <w:szCs w:val="19"/>
         </w:rPr>
-        <w:t xml:space="preserve">Step 2</w:t>
-      </w:r>
-      <w:r>
-        <w:rPr>
-          <w:rFonts w:ascii="Avenir Next" w:hAnsi="Avenir Next" w:cs="Avenir Next" w:eastAsia="Avenir Next"/>
-          <w:color w:val="1A1A1A"/>
-          <w:sz w:val="19"/>
-          <w:szCs w:val="19"/>
-        </w:rPr>
         <w:tab/>
       </w:r>
       <w:r>
         <w:rPr>
           <w:rFonts w:ascii="Avenir Next" w:hAnsi="Avenir Next" w:cs="Avenir Next" w:eastAsia="Avenir Next"/>
           <w:color w:val="1A1A1A"/>
-          <w:sz w:val="21"/>
+          <w:sz w:val="22"/>
           <w:szCs w:val="21"/>
         </w:rPr>
         <w:t xml:space="preserve">“At most” means ≤.</w:t>
@@ -2560,7 +2578,7 @@
         <w:tabs>
           <w:tab w:val="left" w:pos="950"/>
         </w:tabs>
-        <w:spacing w:before="0" w:after="24" w:line="256" w:lineRule="auto"/>
+        <w:spacing w:before="0" w:after="20" w:line="248" w:lineRule="auto"/>
         <w:ind w:left="950" w:hanging="950"/>
       </w:pPr>
       <w:r>
@@ -2568,18 +2586,18 @@
           <w:rFonts w:ascii="Avenir Next" w:hAnsi="Avenir Next" w:cs="Avenir Next" w:eastAsia="Avenir Next"/>
           <w:b/>
           <w:color w:val="003A70"/>
+          <w:sz w:val="22"/>
+          <w:szCs w:val="19"/>
+        </w:rPr>
+        <w:t xml:space="preserve">Step 3</w:t>
+      </w:r>
+      <w:r>
+        <w:rPr>
+          <w:rFonts w:ascii="Avenir Next" w:hAnsi="Avenir Next" w:cs="Avenir Next" w:eastAsia="Avenir Next"/>
+          <w:color w:val="1A1A1A"/>
           <w:sz w:val="19"/>
           <w:szCs w:val="19"/>
         </w:rPr>
-        <w:t xml:space="preserve">Step 3</w:t>
-      </w:r>
-      <w:r>
-        <w:rPr>
-          <w:rFonts w:ascii="Avenir Next" w:hAnsi="Avenir Next" w:cs="Avenir Next" w:eastAsia="Avenir Next"/>
-          <w:color w:val="1A1A1A"/>
-          <w:sz w:val="19"/>
-          <w:szCs w:val="19"/>
-        </w:rPr>
         <w:tab/>
       </w:r>
       <w:r>
@@ -2587,7 +2605,7 @@
           <w:rFonts w:ascii="Avenir Next" w:hAnsi="Avenir Next" w:cs="Avenir Next" w:eastAsia="Avenir Next"/>
           <w:i/>
           <w:color w:val="1A1A1A"/>
-          <w:sz w:val="21"/>
+          <w:sz w:val="22"/>
           <w:szCs w:val="21"/>
         </w:rPr>
         <w:t xml:space="preserve">c</w:t>
@@ -2596,7 +2614,7 @@
         <w:rPr>
           <w:rFonts w:ascii="Avenir Next" w:hAnsi="Avenir Next" w:cs="Avenir Next" w:eastAsia="Avenir Next"/>
           <w:color w:val="1A1A1A"/>
-          <w:sz w:val="21"/>
+          <w:sz w:val="22"/>
           <w:szCs w:val="21"/>
         </w:rPr>
         <w:t xml:space="preserve"> ≤ 6</w:t>
@@ -2607,26 +2625,26 @@
         <w:tabs>
           <w:tab w:val="left" w:pos="950"/>
         </w:tabs>
-        <w:spacing w:before="20" w:after="0" w:line="256" w:lineRule="auto"/>
+        <w:spacing w:before="17" w:after="0" w:line="248" w:lineRule="auto"/>
         <w:ind w:left="950" w:hanging="950"/>
       </w:pPr>
       <w:r>
         <w:rPr>
           <w:rFonts w:ascii="Avenir Next" w:hAnsi="Avenir Next" w:cs="Avenir Next" w:eastAsia="Avenir Next"/>
           <w:b/>
+          <w:color w:val="1A1A1A"/>
+          <w:sz w:val="22"/>
+          <w:szCs w:val="21"/>
+        </w:rPr>
+        <w:t xml:space="preserve">Answer</w:t>
+      </w:r>
+      <w:r>
+        <w:rPr>
+          <w:rFonts w:ascii="Avenir Next" w:hAnsi="Avenir Next" w:cs="Avenir Next" w:eastAsia="Avenir Next"/>
           <w:color w:val="1A1A1A"/>
           <w:sz w:val="21"/>
           <w:szCs w:val="21"/>
         </w:rPr>
-        <w:t xml:space="preserve">Answer</w:t>
-      </w:r>
-      <w:r>
-        <w:rPr>
-          <w:rFonts w:ascii="Avenir Next" w:hAnsi="Avenir Next" w:cs="Avenir Next" w:eastAsia="Avenir Next"/>
-          <w:color w:val="1A1A1A"/>
-          <w:sz w:val="21"/>
-          <w:szCs w:val="21"/>
-        </w:rPr>
         <w:tab/>
       </w:r>
       <w:r>
@@ -2635,7 +2653,7 @@
           <w:b/>
           <w:i/>
           <w:color w:val="1A1A1A"/>
-          <w:sz w:val="21"/>
+          <w:sz w:val="22"/>
           <w:szCs w:val="21"/>
         </w:rPr>
         <w:t xml:space="preserve">c</w:t>
@@ -2645,7 +2663,7 @@
           <w:rFonts w:ascii="Avenir Next" w:hAnsi="Avenir Next" w:cs="Avenir Next" w:eastAsia="Avenir Next"/>
           <w:b/>
           <w:color w:val="1A1A1A"/>
-          <w:sz w:val="21"/>
+          <w:sz w:val="22"/>
           <w:szCs w:val="21"/>
         </w:rPr>
         <w:t xml:space="preserve"> ≤ 6</w:t>
@@ -2653,6 +2671,7 @@
     </w:p>
     <w:p>
       <w:pPr>
+        <w:pStyle w:val="Heading2"/>
         <w:keepNext/>
         <w:pBdr>
           <w:bottom w:val="single" w:sz="8" w:space="3" w:color="003A70"/>
@@ -2660,7 +2679,7 @@
         <w:tabs>
           <w:tab w:val="right" w:pos="9504"/>
         </w:tabs>
-        <w:spacing w:before="50" w:after="36" w:line="240" w:lineRule="auto"/>
+        <w:spacing w:before="42" w:after="31" w:line="240" w:lineRule="auto"/>
       </w:pPr>
       <w:r>
         <w:rPr>
@@ -2668,7 +2687,7 @@
           <w:b/>
           <w:color w:val="003A70"/>
           <w:spacing w:val="14"/>
-          <w:sz w:val="19"/>
+          <w:sz w:val="22"/>
           <w:szCs w:val="19"/>
         </w:rPr>
         <w:t xml:space="preserve">TRY IT WITH HELP</w:t>
@@ -2687,7 +2706,7 @@
           <w:rFonts w:ascii="Avenir Next" w:hAnsi="Avenir Next" w:cs="Avenir Next" w:eastAsia="Avenir Next"/>
           <w:i/>
           <w:color w:val="5A5F66"/>
-          <w:sz w:val="17"/>
+          <w:sz w:val="22"/>
           <w:szCs w:val="17"/>
         </w:rPr>
         <w:t xml:space="preserve">fill in each step</w:t>
@@ -2699,7 +2718,7 @@
         <w:tabs>
           <w:tab w:val="left" w:pos="432"/>
         </w:tabs>
-        <w:spacing w:before="90" w:after="40" w:line="268" w:lineRule="auto"/>
+        <w:spacing w:before="76" w:after="34" w:line="254" w:lineRule="auto"/>
         <w:ind w:left="432" w:hanging="432"/>
       </w:pPr>
       <w:r>
@@ -2756,7 +2775,7 @@
         <w:tabs>
           <w:tab w:val="left" w:pos="1300"/>
         </w:tabs>
-        <w:spacing w:before="0" w:after="24" w:line="272" w:lineRule="auto"/>
+        <w:spacing w:before="0" w:after="20" w:line="256" w:lineRule="auto"/>
         <w:ind w:left="1300" w:hanging="868"/>
       </w:pPr>
       <w:r>
@@ -2764,25 +2783,25 @@
           <w:rFonts w:ascii="Avenir Next" w:hAnsi="Avenir Next" w:cs="Avenir Next" w:eastAsia="Avenir Next"/>
           <w:b/>
           <w:color w:val="003A70"/>
+          <w:sz w:val="22"/>
+          <w:szCs w:val="18"/>
+        </w:rPr>
+        <w:t xml:space="preserve">Step 1</w:t>
+      </w:r>
+      <w:r>
+        <w:rPr>
+          <w:rFonts w:ascii="Avenir Next" w:hAnsi="Avenir Next" w:cs="Avenir Next" w:eastAsia="Avenir Next"/>
+          <w:color w:val="1A1A1A"/>
           <w:sz w:val="18"/>
           <w:szCs w:val="18"/>
         </w:rPr>
-        <w:t xml:space="preserve">Step 1</w:t>
-      </w:r>
-      <w:r>
-        <w:rPr>
-          <w:rFonts w:ascii="Avenir Next" w:hAnsi="Avenir Next" w:cs="Avenir Next" w:eastAsia="Avenir Next"/>
-          <w:color w:val="1A1A1A"/>
-          <w:sz w:val="18"/>
-          <w:szCs w:val="18"/>
-        </w:rPr>
         <w:tab/>
       </w:r>
       <w:r>
         <w:rPr>
           <w:rFonts w:ascii="Avenir Next" w:hAnsi="Avenir Next" w:cs="Avenir Next" w:eastAsia="Avenir Next"/>
           <w:color w:val="1A1A1A"/>
-          <w:sz w:val="21"/>
+          <w:sz w:val="22"/>
           <w:szCs w:val="21"/>
         </w:rPr>
         <w:t xml:space="preserve">The phrase is </w:t>
@@ -2801,7 +2820,7 @@
         <w:rPr>
           <w:rFonts w:ascii="Avenir Next" w:hAnsi="Avenir Next" w:cs="Avenir Next" w:eastAsia="Avenir Next"/>
           <w:color w:val="1A1A1A"/>
-          <w:sz w:val="21"/>
+          <w:sz w:val="22"/>
           <w:szCs w:val="21"/>
         </w:rPr>
         <w:t xml:space="preserve">.</w:t>
@@ -2813,7 +2832,7 @@
         <w:tabs>
           <w:tab w:val="left" w:pos="1300"/>
         </w:tabs>
-        <w:spacing w:before="0" w:after="24" w:line="272" w:lineRule="auto"/>
+        <w:spacing w:before="0" w:after="20" w:line="256" w:lineRule="auto"/>
         <w:ind w:left="1300" w:hanging="868"/>
       </w:pPr>
       <w:r>
@@ -2821,25 +2840,25 @@
           <w:rFonts w:ascii="Avenir Next" w:hAnsi="Avenir Next" w:cs="Avenir Next" w:eastAsia="Avenir Next"/>
           <w:b/>
           <w:color w:val="003A70"/>
+          <w:sz w:val="22"/>
+          <w:szCs w:val="18"/>
+        </w:rPr>
+        <w:t xml:space="preserve">Step 2</w:t>
+      </w:r>
+      <w:r>
+        <w:rPr>
+          <w:rFonts w:ascii="Avenir Next" w:hAnsi="Avenir Next" w:cs="Avenir Next" w:eastAsia="Avenir Next"/>
+          <w:color w:val="1A1A1A"/>
           <w:sz w:val="18"/>
           <w:szCs w:val="18"/>
         </w:rPr>
-        <w:t xml:space="preserve">Step 2</w:t>
-      </w:r>
-      <w:r>
-        <w:rPr>
-          <w:rFonts w:ascii="Avenir Next" w:hAnsi="Avenir Next" w:cs="Avenir Next" w:eastAsia="Avenir Next"/>
-          <w:color w:val="1A1A1A"/>
-          <w:sz w:val="18"/>
-          <w:szCs w:val="18"/>
-        </w:rPr>
         <w:tab/>
       </w:r>
       <w:r>
         <w:rPr>
           <w:rFonts w:ascii="Avenir Next" w:hAnsi="Avenir Next" w:cs="Avenir Next" w:eastAsia="Avenir Next"/>
           <w:color w:val="1A1A1A"/>
-          <w:sz w:val="21"/>
+          <w:sz w:val="22"/>
           <w:szCs w:val="21"/>
         </w:rPr>
         <w:t xml:space="preserve">That phrase means </w:t>
@@ -2858,7 +2877,7 @@
         <w:rPr>
           <w:rFonts w:ascii="Avenir Next" w:hAnsi="Avenir Next" w:cs="Avenir Next" w:eastAsia="Avenir Next"/>
           <w:color w:val="1A1A1A"/>
-          <w:sz w:val="21"/>
+          <w:sz w:val="22"/>
           <w:szCs w:val="21"/>
         </w:rPr>
         <w:t xml:space="preserve">.</w:t>
@@ -2870,7 +2889,7 @@
         <w:tabs>
           <w:tab w:val="left" w:pos="1300"/>
         </w:tabs>
-        <w:spacing w:before="0" w:after="24" w:line="272" w:lineRule="auto"/>
+        <w:spacing w:before="0" w:after="20" w:line="256" w:lineRule="auto"/>
         <w:ind w:left="1300" w:hanging="868"/>
       </w:pPr>
       <w:r>
@@ -2878,25 +2897,25 @@
           <w:rFonts w:ascii="Avenir Next" w:hAnsi="Avenir Next" w:cs="Avenir Next" w:eastAsia="Avenir Next"/>
           <w:b/>
           <w:color w:val="003A70"/>
+          <w:sz w:val="22"/>
+          <w:szCs w:val="18"/>
+        </w:rPr>
+        <w:t xml:space="preserve">Step 3</w:t>
+      </w:r>
+      <w:r>
+        <w:rPr>
+          <w:rFonts w:ascii="Avenir Next" w:hAnsi="Avenir Next" w:cs="Avenir Next" w:eastAsia="Avenir Next"/>
+          <w:color w:val="1A1A1A"/>
           <w:sz w:val="18"/>
           <w:szCs w:val="18"/>
         </w:rPr>
-        <w:t xml:space="preserve">Step 3</w:t>
-      </w:r>
-      <w:r>
-        <w:rPr>
-          <w:rFonts w:ascii="Avenir Next" w:hAnsi="Avenir Next" w:cs="Avenir Next" w:eastAsia="Avenir Next"/>
-          <w:color w:val="1A1A1A"/>
-          <w:sz w:val="18"/>
-          <w:szCs w:val="18"/>
-        </w:rPr>
         <w:tab/>
       </w:r>
       <w:r>
         <w:rPr>
           <w:rFonts w:ascii="Avenir Next" w:hAnsi="Avenir Next" w:cs="Avenir Next" w:eastAsia="Avenir Next"/>
           <w:color w:val="1A1A1A"/>
-          <w:sz w:val="21"/>
+          <w:sz w:val="22"/>
           <w:szCs w:val="21"/>
         </w:rPr>
         <w:t xml:space="preserve">Write it: </w:t>
@@ -2923,7 +2942,7 @@
         <w:tabs>
           <w:tab w:val="left" w:pos="432"/>
         </w:tabs>
-        <w:spacing w:before="90" w:after="40" w:line="268" w:lineRule="auto"/>
+        <w:spacing w:before="76" w:after="34" w:line="254" w:lineRule="auto"/>
         <w:ind w:left="432" w:hanging="432"/>
       </w:pPr>
       <w:r>
@@ -2980,7 +2999,7 @@
         <w:tabs>
           <w:tab w:val="left" w:pos="1300"/>
         </w:tabs>
-        <w:spacing w:before="0" w:after="24" w:line="272" w:lineRule="auto"/>
+        <w:spacing w:before="0" w:after="20" w:line="256" w:lineRule="auto"/>
         <w:ind w:left="1300" w:hanging="868"/>
       </w:pPr>
       <w:r>
@@ -2988,25 +3007,25 @@
           <w:rFonts w:ascii="Avenir Next" w:hAnsi="Avenir Next" w:cs="Avenir Next" w:eastAsia="Avenir Next"/>
           <w:b/>
           <w:color w:val="003A70"/>
+          <w:sz w:val="22"/>
+          <w:szCs w:val="18"/>
+        </w:rPr>
+        <w:t xml:space="preserve">Step 1</w:t>
+      </w:r>
+      <w:r>
+        <w:rPr>
+          <w:rFonts w:ascii="Avenir Next" w:hAnsi="Avenir Next" w:cs="Avenir Next" w:eastAsia="Avenir Next"/>
+          <w:color w:val="1A1A1A"/>
           <w:sz w:val="18"/>
           <w:szCs w:val="18"/>
         </w:rPr>
-        <w:t xml:space="preserve">Step 1</w:t>
-      </w:r>
-      <w:r>
-        <w:rPr>
-          <w:rFonts w:ascii="Avenir Next" w:hAnsi="Avenir Next" w:cs="Avenir Next" w:eastAsia="Avenir Next"/>
-          <w:color w:val="1A1A1A"/>
-          <w:sz w:val="18"/>
-          <w:szCs w:val="18"/>
-        </w:rPr>
         <w:tab/>
       </w:r>
       <w:r>
         <w:rPr>
           <w:rFonts w:ascii="Avenir Next" w:hAnsi="Avenir Next" w:cs="Avenir Next" w:eastAsia="Avenir Next"/>
           <w:color w:val="1A1A1A"/>
-          <w:sz w:val="21"/>
+          <w:sz w:val="22"/>
           <w:szCs w:val="21"/>
         </w:rPr>
         <w:t xml:space="preserve">The phrase is </w:t>
@@ -3025,7 +3044,7 @@
         <w:rPr>
           <w:rFonts w:ascii="Avenir Next" w:hAnsi="Avenir Next" w:cs="Avenir Next" w:eastAsia="Avenir Next"/>
           <w:color w:val="1A1A1A"/>
-          <w:sz w:val="21"/>
+          <w:sz w:val="22"/>
           <w:szCs w:val="21"/>
         </w:rPr>
         <w:t xml:space="preserve">.</w:t>
@@ -3037,7 +3056,7 @@
         <w:tabs>
           <w:tab w:val="left" w:pos="1300"/>
         </w:tabs>
-        <w:spacing w:before="0" w:after="24" w:line="272" w:lineRule="auto"/>
+        <w:spacing w:before="0" w:after="20" w:line="256" w:lineRule="auto"/>
         <w:ind w:left="1300" w:hanging="868"/>
       </w:pPr>
       <w:r>
@@ -3045,25 +3064,25 @@
           <w:rFonts w:ascii="Avenir Next" w:hAnsi="Avenir Next" w:cs="Avenir Next" w:eastAsia="Avenir Next"/>
           <w:b/>
           <w:color w:val="003A70"/>
+          <w:sz w:val="22"/>
+          <w:szCs w:val="18"/>
+        </w:rPr>
+        <w:t xml:space="preserve">Step 2</w:t>
+      </w:r>
+      <w:r>
+        <w:rPr>
+          <w:rFonts w:ascii="Avenir Next" w:hAnsi="Avenir Next" w:cs="Avenir Next" w:eastAsia="Avenir Next"/>
+          <w:color w:val="1A1A1A"/>
           <w:sz w:val="18"/>
           <w:szCs w:val="18"/>
         </w:rPr>
-        <w:t xml:space="preserve">Step 2</w:t>
-      </w:r>
-      <w:r>
-        <w:rPr>
-          <w:rFonts w:ascii="Avenir Next" w:hAnsi="Avenir Next" w:cs="Avenir Next" w:eastAsia="Avenir Next"/>
-          <w:color w:val="1A1A1A"/>
-          <w:sz w:val="18"/>
-          <w:szCs w:val="18"/>
-        </w:rPr>
         <w:tab/>
       </w:r>
       <w:r>
         <w:rPr>
           <w:rFonts w:ascii="Avenir Next" w:hAnsi="Avenir Next" w:cs="Avenir Next" w:eastAsia="Avenir Next"/>
           <w:color w:val="1A1A1A"/>
-          <w:sz w:val="21"/>
+          <w:sz w:val="22"/>
           <w:szCs w:val="21"/>
         </w:rPr>
         <w:t xml:space="preserve">That phrase means </w:t>
@@ -3082,7 +3101,7 @@
         <w:rPr>
           <w:rFonts w:ascii="Avenir Next" w:hAnsi="Avenir Next" w:cs="Avenir Next" w:eastAsia="Avenir Next"/>
           <w:color w:val="1A1A1A"/>
-          <w:sz w:val="21"/>
+          <w:sz w:val="22"/>
           <w:szCs w:val="21"/>
         </w:rPr>
         <w:t xml:space="preserve">.</w:t>
@@ -3094,7 +3113,7 @@
         <w:tabs>
           <w:tab w:val="left" w:pos="1300"/>
         </w:tabs>
-        <w:spacing w:before="0" w:after="24" w:line="272" w:lineRule="auto"/>
+        <w:spacing w:before="0" w:after="20" w:line="256" w:lineRule="auto"/>
         <w:ind w:left="1300" w:hanging="868"/>
       </w:pPr>
       <w:r>
@@ -3102,25 +3121,25 @@
           <w:rFonts w:ascii="Avenir Next" w:hAnsi="Avenir Next" w:cs="Avenir Next" w:eastAsia="Avenir Next"/>
           <w:b/>
           <w:color w:val="003A70"/>
+          <w:sz w:val="22"/>
+          <w:szCs w:val="18"/>
+        </w:rPr>
+        <w:t xml:space="preserve">Step 3</w:t>
+      </w:r>
+      <w:r>
+        <w:rPr>
+          <w:rFonts w:ascii="Avenir Next" w:hAnsi="Avenir Next" w:cs="Avenir Next" w:eastAsia="Avenir Next"/>
+          <w:color w:val="1A1A1A"/>
           <w:sz w:val="18"/>
           <w:szCs w:val="18"/>
         </w:rPr>
-        <w:t xml:space="preserve">Step 3</w:t>
-      </w:r>
-      <w:r>
-        <w:rPr>
-          <w:rFonts w:ascii="Avenir Next" w:hAnsi="Avenir Next" w:cs="Avenir Next" w:eastAsia="Avenir Next"/>
-          <w:color w:val="1A1A1A"/>
-          <w:sz w:val="18"/>
-          <w:szCs w:val="18"/>
-        </w:rPr>
         <w:tab/>
       </w:r>
       <w:r>
         <w:rPr>
           <w:rFonts w:ascii="Avenir Next" w:hAnsi="Avenir Next" w:cs="Avenir Next" w:eastAsia="Avenir Next"/>
           <w:color w:val="1A1A1A"/>
-          <w:sz w:val="21"/>
+          <w:sz w:val="22"/>
           <w:szCs w:val="21"/>
         </w:rPr>
         <w:t xml:space="preserve">Write it: </w:t>
@@ -3143,6 +3162,7 @@
     </w:p>
     <w:p>
       <w:pPr>
+        <w:pStyle w:val="Heading2"/>
         <w:keepNext/>
         <w:pBdr>
           <w:bottom w:val="single" w:sz="8" w:space="3" w:color="003A70"/>
@@ -3150,7 +3170,7 @@
         <w:tabs>
           <w:tab w:val="right" w:pos="9504"/>
         </w:tabs>
-        <w:spacing w:before="50" w:after="36" w:line="240" w:lineRule="auto"/>
+        <w:spacing w:before="42" w:after="31" w:line="240" w:lineRule="auto"/>
       </w:pPr>
       <w:r>
         <w:rPr>
@@ -3158,7 +3178,7 @@
           <w:b/>
           <w:color w:val="003A70"/>
           <w:spacing w:val="14"/>
-          <w:sz w:val="19"/>
+          <w:sz w:val="22"/>
           <w:szCs w:val="19"/>
         </w:rPr>
         <w:t xml:space="preserve">YOUR TURN</w:t>
@@ -3177,7 +3197,7 @@
           <w:rFonts w:ascii="Avenir Next" w:hAnsi="Avenir Next" w:cs="Avenir Next" w:eastAsia="Avenir Next"/>
           <w:i/>
           <w:color w:val="5A5F66"/>
-          <w:sz w:val="17"/>
+          <w:sz w:val="22"/>
           <w:szCs w:val="17"/>
         </w:rPr>
         <w:t xml:space="preserve">use the steps on your own</w:t>
@@ -3227,7 +3247,7 @@
               <w:tabs>
                 <w:tab w:val="left" w:pos="432"/>
               </w:tabs>
-              <w:spacing w:before="90" w:after="40" w:line="268" w:lineRule="auto"/>
+              <w:spacing w:before="76" w:after="34" w:line="254" w:lineRule="auto"/>
               <w:ind w:left="432" w:hanging="432"/>
             </w:pPr>
             <w:r>
@@ -3300,7 +3320,7 @@
                     <w:tabs>
                       <w:tab w:val="left" w:pos="340"/>
                     </w:tabs>
-                    <w:spacing w:before="0" w:after="0" w:line="276" w:lineRule="auto"/>
+                    <w:spacing w:before="0" w:after="0" w:line="258" w:lineRule="auto"/>
                     <w:ind w:left="340" w:hanging="340"/>
                   </w:pPr>
                   <w:r>
@@ -3372,7 +3392,7 @@
                     <w:tabs>
                       <w:tab w:val="left" w:pos="340"/>
                     </w:tabs>
-                    <w:spacing w:before="0" w:after="0" w:line="276" w:lineRule="auto"/>
+                    <w:spacing w:before="0" w:after="0" w:line="258" w:lineRule="auto"/>
                     <w:ind w:left="340" w:hanging="340"/>
                   </w:pPr>
                   <w:r>
@@ -3450,7 +3470,7 @@
                     <w:tabs>
                       <w:tab w:val="left" w:pos="340"/>
                     </w:tabs>
-                    <w:spacing w:before="0" w:after="0" w:line="276" w:lineRule="auto"/>
+                    <w:spacing w:before="0" w:after="0" w:line="258" w:lineRule="auto"/>
                     <w:ind w:left="340" w:hanging="340"/>
                   </w:pPr>
                   <w:r>
@@ -3522,7 +3542,7 @@
                     <w:tabs>
                       <w:tab w:val="left" w:pos="340"/>
                     </w:tabs>
-                    <w:spacing w:before="0" w:after="0" w:line="276" w:lineRule="auto"/>
+                    <w:spacing w:before="0" w:after="0" w:line="258" w:lineRule="auto"/>
                     <w:ind w:left="340" w:hanging="340"/>
                   </w:pPr>
                   <w:r>
@@ -3600,7 +3620,7 @@
                     <w:tabs>
                       <w:tab w:val="left" w:pos="340"/>
                     </w:tabs>
-                    <w:spacing w:before="0" w:after="0" w:line="276" w:lineRule="auto"/>
+                    <w:spacing w:before="0" w:after="0" w:line="258" w:lineRule="auto"/>
                     <w:ind w:left="340" w:hanging="340"/>
                   </w:pPr>
                   <w:r>
@@ -3672,7 +3692,7 @@
                     <w:tabs>
                       <w:tab w:val="left" w:pos="340"/>
                     </w:tabs>
-                    <w:spacing w:before="0" w:after="0" w:line="276" w:lineRule="auto"/>
+                    <w:spacing w:before="0" w:after="0" w:line="258" w:lineRule="auto"/>
                     <w:ind w:left="340" w:hanging="340"/>
                   </w:pPr>
                   <w:r>
@@ -3751,6 +3771,7 @@
     </w:p>
     <w:p>
       <w:pPr>
+        <w:pStyle w:val="Heading2"/>
         <w:keepNext/>
         <w:pBdr>
           <w:bottom w:val="single" w:sz="8" w:space="3" w:color="003A70"/>
@@ -3758,7 +3779,7 @@
         <w:tabs>
           <w:tab w:val="right" w:pos="9504"/>
         </w:tabs>
-        <w:spacing w:before="50" w:after="36" w:line="240" w:lineRule="auto"/>
+        <w:spacing w:before="42" w:after="31" w:line="240" w:lineRule="auto"/>
       </w:pPr>
       <w:r>
         <w:rPr>
@@ -3766,7 +3787,7 @@
           <w:b/>
           <w:color w:val="003A70"/>
           <w:spacing w:val="14"/>
-          <w:sz w:val="19"/>
+          <w:sz w:val="22"/>
           <w:szCs w:val="19"/>
         </w:rPr>
         <w:t xml:space="preserve">READY CHECK</w:t>
@@ -3785,7 +3806,7 @@
           <w:rFonts w:ascii="Avenir Next" w:hAnsi="Avenir Next" w:cs="Avenir Next" w:eastAsia="Avenir Next"/>
           <w:i/>
           <w:color w:val="5A5F66"/>
-          <w:sz w:val="17"/>
+          <w:sz w:val="22"/>
           <w:szCs w:val="17"/>
         </w:rPr>
         <w:t xml:space="preserve">a problem like the one in today’s lesson</w:t>
@@ -3835,7 +3856,7 @@
               <w:tabs>
                 <w:tab w:val="left" w:pos="432"/>
               </w:tabs>
-              <w:spacing w:before="90" w:after="40" w:line="268" w:lineRule="auto"/>
+              <w:spacing w:before="76" w:after="34" w:line="254" w:lineRule="auto"/>
               <w:ind w:left="432" w:hanging="432"/>
             </w:pPr>
             <w:r>
@@ -3928,7 +3949,7 @@
                     <w:tabs>
                       <w:tab w:val="left" w:pos="340"/>
                     </w:tabs>
-                    <w:spacing w:before="0" w:after="0" w:line="264" w:lineRule="auto"/>
+                    <w:spacing w:before="0" w:after="0" w:line="252" w:lineRule="auto"/>
                     <w:ind w:left="340" w:hanging="340"/>
                   </w:pPr>
                   <w:r>
@@ -3936,35 +3957,35 @@
                       <w:rFonts w:ascii="Avenir Next" w:hAnsi="Avenir Next" w:cs="Avenir Next" w:eastAsia="Avenir Next"/>
                       <w:b/>
                       <w:color w:val="003A70"/>
+                      <w:sz w:val="22"/>
+                      <w:szCs w:val="21"/>
+                    </w:rPr>
+                    <w:t xml:space="preserve">A</w:t>
+                  </w:r>
+                  <w:r>
+                    <w:rPr>
+                      <w:rFonts w:ascii="Avenir Next" w:hAnsi="Avenir Next" w:cs="Avenir Next" w:eastAsia="Avenir Next"/>
+                      <w:color w:val="1A1A1A"/>
                       <w:sz w:val="21"/>
                       <w:szCs w:val="21"/>
                     </w:rPr>
-                    <w:t xml:space="preserve">A</w:t>
-                  </w:r>
-                  <w:r>
-                    <w:rPr>
-                      <w:rFonts w:ascii="Avenir Next" w:hAnsi="Avenir Next" w:cs="Avenir Next" w:eastAsia="Avenir Next"/>
-                      <w:color w:val="1A1A1A"/>
-                      <w:sz w:val="21"/>
+                    <w:tab/>
+                  </w:r>
+                  <w:r>
+                    <w:rPr>
+                      <w:rFonts w:ascii="Avenir Next" w:hAnsi="Avenir Next" w:cs="Avenir Next" w:eastAsia="Avenir Next"/>
+                      <w:i/>
+                      <w:color w:val="1A1A1A"/>
+                      <w:sz w:val="22"/>
                       <w:szCs w:val="21"/>
                     </w:rPr>
-                    <w:tab/>
-                  </w:r>
-                  <w:r>
-                    <w:rPr>
-                      <w:rFonts w:ascii="Avenir Next" w:hAnsi="Avenir Next" w:cs="Avenir Next" w:eastAsia="Avenir Next"/>
-                      <w:i/>
-                      <w:color w:val="1A1A1A"/>
-                      <w:sz w:val="21"/>
-                      <w:szCs w:val="21"/>
-                    </w:rPr>
                     <w:t xml:space="preserve">t</w:t>
                   </w:r>
                   <w:r>
                     <w:rPr>
                       <w:rFonts w:ascii="Avenir Next" w:hAnsi="Avenir Next" w:cs="Avenir Next" w:eastAsia="Avenir Next"/>
                       <w:color w:val="1A1A1A"/>
-                      <w:sz w:val="21"/>
+                      <w:sz w:val="22"/>
                       <w:szCs w:val="21"/>
                     </w:rPr>
                     <w:t xml:space="preserve"> ≥ 8</w:t>
@@ -3981,7 +4002,7 @@
                     <w:tabs>
                       <w:tab w:val="left" w:pos="340"/>
                     </w:tabs>
-                    <w:spacing w:before="0" w:after="0" w:line="264" w:lineRule="auto"/>
+                    <w:spacing w:before="0" w:after="0" w:line="252" w:lineRule="auto"/>
                     <w:ind w:left="340" w:hanging="340"/>
                   </w:pPr>
                   <w:r>
@@ -3989,35 +4010,35 @@
                       <w:rFonts w:ascii="Avenir Next" w:hAnsi="Avenir Next" w:cs="Avenir Next" w:eastAsia="Avenir Next"/>
                       <w:b/>
                       <w:color w:val="003A70"/>
+                      <w:sz w:val="22"/>
+                      <w:szCs w:val="21"/>
+                    </w:rPr>
+                    <w:t xml:space="preserve">B</w:t>
+                  </w:r>
+                  <w:r>
+                    <w:rPr>
+                      <w:rFonts w:ascii="Avenir Next" w:hAnsi="Avenir Next" w:cs="Avenir Next" w:eastAsia="Avenir Next"/>
+                      <w:color w:val="1A1A1A"/>
                       <w:sz w:val="21"/>
                       <w:szCs w:val="21"/>
                     </w:rPr>
-                    <w:t xml:space="preserve">B</w:t>
-                  </w:r>
-                  <w:r>
-                    <w:rPr>
-                      <w:rFonts w:ascii="Avenir Next" w:hAnsi="Avenir Next" w:cs="Avenir Next" w:eastAsia="Avenir Next"/>
-                      <w:color w:val="1A1A1A"/>
-                      <w:sz w:val="21"/>
+                    <w:tab/>
+                  </w:r>
+                  <w:r>
+                    <w:rPr>
+                      <w:rFonts w:ascii="Avenir Next" w:hAnsi="Avenir Next" w:cs="Avenir Next" w:eastAsia="Avenir Next"/>
+                      <w:i/>
+                      <w:color w:val="1A1A1A"/>
+                      <w:sz w:val="22"/>
                       <w:szCs w:val="21"/>
                     </w:rPr>
-                    <w:tab/>
-                  </w:r>
-                  <w:r>
-                    <w:rPr>
-                      <w:rFonts w:ascii="Avenir Next" w:hAnsi="Avenir Next" w:cs="Avenir Next" w:eastAsia="Avenir Next"/>
-                      <w:i/>
-                      <w:color w:val="1A1A1A"/>
-                      <w:sz w:val="21"/>
-                      <w:szCs w:val="21"/>
-                    </w:rPr>
                     <w:t xml:space="preserve">t</w:t>
                   </w:r>
                   <w:r>
                     <w:rPr>
                       <w:rFonts w:ascii="Avenir Next" w:hAnsi="Avenir Next" w:cs="Avenir Next" w:eastAsia="Avenir Next"/>
                       <w:color w:val="1A1A1A"/>
-                      <w:sz w:val="21"/>
+                      <w:sz w:val="22"/>
                       <w:szCs w:val="21"/>
                     </w:rPr>
                     <w:t xml:space="preserve"> ≤ 8</w:t>
@@ -4034,7 +4055,7 @@
                     <w:tabs>
                       <w:tab w:val="left" w:pos="340"/>
                     </w:tabs>
-                    <w:spacing w:before="0" w:after="0" w:line="264" w:lineRule="auto"/>
+                    <w:spacing w:before="0" w:after="0" w:line="252" w:lineRule="auto"/>
                     <w:ind w:left="340" w:hanging="340"/>
                   </w:pPr>
                   <w:r>
@@ -4042,35 +4063,35 @@
                       <w:rFonts w:ascii="Avenir Next" w:hAnsi="Avenir Next" w:cs="Avenir Next" w:eastAsia="Avenir Next"/>
                       <w:b/>
                       <w:color w:val="003A70"/>
+                      <w:sz w:val="22"/>
+                      <w:szCs w:val="21"/>
+                    </w:rPr>
+                    <w:t xml:space="preserve">C</w:t>
+                  </w:r>
+                  <w:r>
+                    <w:rPr>
+                      <w:rFonts w:ascii="Avenir Next" w:hAnsi="Avenir Next" w:cs="Avenir Next" w:eastAsia="Avenir Next"/>
+                      <w:color w:val="1A1A1A"/>
                       <w:sz w:val="21"/>
                       <w:szCs w:val="21"/>
                     </w:rPr>
-                    <w:t xml:space="preserve">C</w:t>
-                  </w:r>
-                  <w:r>
-                    <w:rPr>
-                      <w:rFonts w:ascii="Avenir Next" w:hAnsi="Avenir Next" w:cs="Avenir Next" w:eastAsia="Avenir Next"/>
-                      <w:color w:val="1A1A1A"/>
-                      <w:sz w:val="21"/>
+                    <w:tab/>
+                  </w:r>
+                  <w:r>
+                    <w:rPr>
+                      <w:rFonts w:ascii="Avenir Next" w:hAnsi="Avenir Next" w:cs="Avenir Next" w:eastAsia="Avenir Next"/>
+                      <w:i/>
+                      <w:color w:val="1A1A1A"/>
+                      <w:sz w:val="22"/>
                       <w:szCs w:val="21"/>
                     </w:rPr>
-                    <w:tab/>
-                  </w:r>
-                  <w:r>
-                    <w:rPr>
-                      <w:rFonts w:ascii="Avenir Next" w:hAnsi="Avenir Next" w:cs="Avenir Next" w:eastAsia="Avenir Next"/>
-                      <w:i/>
-                      <w:color w:val="1A1A1A"/>
-                      <w:sz w:val="21"/>
-                      <w:szCs w:val="21"/>
-                    </w:rPr>
                     <w:t xml:space="preserve">t</w:t>
                   </w:r>
                   <w:r>
                     <w:rPr>
                       <w:rFonts w:ascii="Avenir Next" w:hAnsi="Avenir Next" w:cs="Avenir Next" w:eastAsia="Avenir Next"/>
                       <w:color w:val="1A1A1A"/>
-                      <w:sz w:val="21"/>
+                      <w:sz w:val="22"/>
                       <w:szCs w:val="21"/>
                     </w:rPr>
                     <w:t xml:space="preserve"> &lt; 8</w:t>
@@ -4087,7 +4108,7 @@
                     <w:tabs>
                       <w:tab w:val="left" w:pos="340"/>
                     </w:tabs>
-                    <w:spacing w:before="0" w:after="0" w:line="264" w:lineRule="auto"/>
+                    <w:spacing w:before="0" w:after="0" w:line="252" w:lineRule="auto"/>
                     <w:ind w:left="340" w:hanging="340"/>
                   </w:pPr>
                   <w:r>
@@ -4095,35 +4116,35 @@
                       <w:rFonts w:ascii="Avenir Next" w:hAnsi="Avenir Next" w:cs="Avenir Next" w:eastAsia="Avenir Next"/>
                       <w:b/>
                       <w:color w:val="003A70"/>
+                      <w:sz w:val="22"/>
+                      <w:szCs w:val="21"/>
+                    </w:rPr>
+                    <w:t xml:space="preserve">D</w:t>
+                  </w:r>
+                  <w:r>
+                    <w:rPr>
+                      <w:rFonts w:ascii="Avenir Next" w:hAnsi="Avenir Next" w:cs="Avenir Next" w:eastAsia="Avenir Next"/>
+                      <w:color w:val="1A1A1A"/>
                       <w:sz w:val="21"/>
                       <w:szCs w:val="21"/>
                     </w:rPr>
-                    <w:t xml:space="preserve">D</w:t>
-                  </w:r>
-                  <w:r>
-                    <w:rPr>
-                      <w:rFonts w:ascii="Avenir Next" w:hAnsi="Avenir Next" w:cs="Avenir Next" w:eastAsia="Avenir Next"/>
-                      <w:color w:val="1A1A1A"/>
-                      <w:sz w:val="21"/>
+                    <w:tab/>
+                  </w:r>
+                  <w:r>
+                    <w:rPr>
+                      <w:rFonts w:ascii="Avenir Next" w:hAnsi="Avenir Next" w:cs="Avenir Next" w:eastAsia="Avenir Next"/>
+                      <w:i/>
+                      <w:color w:val="1A1A1A"/>
+                      <w:sz w:val="22"/>
                       <w:szCs w:val="21"/>
                     </w:rPr>
-                    <w:tab/>
-                  </w:r>
-                  <w:r>
-                    <w:rPr>
-                      <w:rFonts w:ascii="Avenir Next" w:hAnsi="Avenir Next" w:cs="Avenir Next" w:eastAsia="Avenir Next"/>
-                      <w:i/>
-                      <w:color w:val="1A1A1A"/>
-                      <w:sz w:val="21"/>
-                      <w:szCs w:val="21"/>
-                    </w:rPr>
                     <w:t xml:space="preserve">t</w:t>
                   </w:r>
                   <w:r>
                     <w:rPr>
                       <w:rFonts w:ascii="Avenir Next" w:hAnsi="Avenir Next" w:cs="Avenir Next" w:eastAsia="Avenir Next"/>
                       <w:color w:val="1A1A1A"/>
-                      <w:sz w:val="21"/>
+                      <w:sz w:val="22"/>
                       <w:szCs w:val="21"/>
                     </w:rPr>
                     <w:t xml:space="preserve"> &gt; 8</w:t>
@@ -4172,19 +4193,42 @@
         <w:tblLook w:val="0000" w:firstRow="0" w:lastRow="0" w:firstColumn="0" w:lastColumn="0" w:noHBand="1" w:noVBand="1"/>
       </w:tblPr>
       <w:tblGrid>
-        <w:gridCol w:w="2000"/>
-        <w:gridCol w:w="2300"/>
-        <w:gridCol w:w="2100"/>
-        <w:gridCol w:w="3104"/>
+        <w:gridCol w:w="1750"/>
+        <w:gridCol w:w="2500"/>
+        <w:gridCol w:w="2200"/>
+        <w:gridCol w:w="3054"/>
       </w:tblGrid>
       <w:tr>
         <w:trPr>
           <w:cantSplit/>
-          <w:trHeight w:val="320" w:hRule="atLeast"/>
+          <w:trHeight w:val="300" w:hRule="atLeast"/>
         </w:trPr>
         <w:tc>
           <w:tcPr>
-            <w:tcW w:w="2000" w:type="dxa"/>
+            <w:tcW w:w="1750" w:type="dxa"/>
+            <w:vAlign w:val="center"/>
+          </w:tcPr>
+          <w:p>
+            <w:pPr>
+              <w:pStyle w:val="Heading2"/>
+              <w:spacing w:before="0" w:after="0" w:line="240" w:lineRule="auto"/>
+            </w:pPr>
+            <w:r>
+              <w:rPr>
+                <w:rFonts w:ascii="Avenir Next" w:hAnsi="Avenir Next" w:cs="Avenir Next" w:eastAsia="Avenir Next"/>
+                <w:b/>
+                <w:color w:val="003A70"/>
+                <w:spacing w:val="12"/>
+                <w:sz w:val="15"/>
+                <w:szCs w:val="15"/>
+              </w:rPr>
+              <w:t xml:space="preserve">CHECK YOURSELF</w:t>
+            </w:r>
+          </w:p>
+        </w:tc>
+        <w:tc>
+          <w:tcPr>
+            <w:tcW w:w="2500" w:type="dxa"/>
             <w:vAlign w:val="center"/>
           </w:tcPr>
           <w:p>
@@ -4193,20 +4237,27 @@
             </w:pPr>
             <w:r>
               <w:rPr>
-                <w:rFonts w:ascii="Avenir Next" w:hAnsi="Avenir Next" w:cs="Avenir Next" w:eastAsia="Avenir Next"/>
-                <w:b/>
-                <w:color w:val="003A70"/>
-                <w:spacing w:val="12"/>
-                <w:sz w:val="15"/>
-                <w:szCs w:val="15"/>
-              </w:rPr>
-              <w:t xml:space="preserve">CHECK YOURSELF</w:t>
+                <w:rFonts w:ascii="Arial" w:hAnsi="Arial" w:cs="Arial" w:eastAsia="Arial"/>
+                <w:color w:val="1A1A1A"/>
+                <w:sz w:val="20"/>
+                <w:szCs w:val="20"/>
+              </w:rPr>
+              <w:t xml:space="preserve">□</w:t>
+            </w:r>
+            <w:r>
+              <w:rPr>
+                <w:rFonts w:ascii="Avenir Next" w:hAnsi="Avenir Next" w:cs="Avenir Next" w:eastAsia="Avenir Next"/>
+                <w:color w:val="1A1A1A"/>
+                <w:sz w:val="17"/>
+                <w:szCs w:val="17"/>
+              </w:rPr>
+              <w:t xml:space="preserve">  I can do this on my own</w:t>
             </w:r>
           </w:p>
         </w:tc>
         <w:tc>
           <w:tcPr>
-            <w:tcW w:w="2300" w:type="dxa"/>
+            <w:tcW w:w="2200" w:type="dxa"/>
             <w:vAlign w:val="center"/>
           </w:tcPr>
           <w:p>
@@ -4217,8 +4268,8 @@
               <w:rPr>
                 <w:rFonts w:ascii="Arial" w:hAnsi="Arial" w:cs="Arial" w:eastAsia="Arial"/>
                 <w:color w:val="1A1A1A"/>
-                <w:sz w:val="24"/>
-                <w:szCs w:val="24"/>
+                <w:sz w:val="20"/>
+                <w:szCs w:val="20"/>
               </w:rPr>
               <w:t xml:space="preserve">□</w:t>
             </w:r>
@@ -4229,13 +4280,13 @@
                 <w:sz w:val="17"/>
                 <w:szCs w:val="17"/>
               </w:rPr>
-              <w:t xml:space="preserve">  I can do this on my own</w:t>
+              <w:t xml:space="preserve">  I need a little help</w:t>
             </w:r>
           </w:p>
         </w:tc>
         <w:tc>
           <w:tcPr>
-            <w:tcW w:w="2100" w:type="dxa"/>
+            <w:tcW w:w="3054" w:type="dxa"/>
             <w:vAlign w:val="center"/>
           </w:tcPr>
           <w:p>
@@ -4246,37 +4297,8 @@
               <w:rPr>
                 <w:rFonts w:ascii="Arial" w:hAnsi="Arial" w:cs="Arial" w:eastAsia="Arial"/>
                 <w:color w:val="1A1A1A"/>
-                <w:sz w:val="24"/>
-                <w:szCs w:val="24"/>
-              </w:rPr>
-              <w:t xml:space="preserve">□</w:t>
-            </w:r>
-            <w:r>
-              <w:rPr>
-                <w:rFonts w:ascii="Avenir Next" w:hAnsi="Avenir Next" w:cs="Avenir Next" w:eastAsia="Avenir Next"/>
-                <w:color w:val="1A1A1A"/>
-                <w:sz w:val="17"/>
-                <w:szCs w:val="17"/>
-              </w:rPr>
-              <w:t xml:space="preserve">  I need a little help</w:t>
-            </w:r>
-          </w:p>
-        </w:tc>
-        <w:tc>
-          <w:tcPr>
-            <w:tcW w:w="3104" w:type="dxa"/>
-            <w:vAlign w:val="center"/>
-          </w:tcPr>
-          <w:p>
-            <w:pPr>
-              <w:spacing w:before="0" w:after="0" w:line="240" w:lineRule="auto"/>
-            </w:pPr>
-            <w:r>
-              <w:rPr>
-                <w:rFonts w:ascii="Arial" w:hAnsi="Arial" w:cs="Arial" w:eastAsia="Arial"/>
-                <w:color w:val="1A1A1A"/>
-                <w:sz w:val="24"/>
-                <w:szCs w:val="24"/>
+                <w:sz w:val="20"/>
+                <w:szCs w:val="20"/>
               </w:rPr>
               <w:t xml:space="preserve">□</w:t>
             </w:r>
@@ -4311,7 +4333,7 @@
     <w:sectPr>
       <w:footerReference w:type="default" r:id="rIdFooter1"/>
       <w:pgSz w:w="12240" w:h="15840"/>
-      <w:pgMar w:top="893" w:right="1224" w:bottom="835" w:left="1512" w:header="432" w:footer="432" w:gutter="0"/>
+      <w:pgMar w:top="780" w:right="1224" w:bottom="760" w:left="1512" w:header="432" w:footer="432" w:gutter="0"/>
       <w:cols w:space="720"/>
     </w:sectPr>
   </w:body>
@@ -4391,7 +4413,106 @@
               <w:sz w:val="15"/>
               <w:szCs w:val="15"/>
             </w:rPr>
-            <w:t xml:space="preserve">Lesson 8-5  ·  Session 1  ·  Prerequisite Practice B</w:t>
+            <w:t xml:space="preserve">8-5 · Page </w:t>
+          </w:r>
+          <w:r>
+            <w:rPr>
+              <w:rFonts w:ascii="Avenir Next" w:hAnsi="Avenir Next" w:cs="Avenir Next" w:eastAsia="Avenir Next"/>
+              <w:color w:val="5A5F66"/>
+              <w:sz w:val="15"/>
+              <w:szCs w:val="15"/>
+            </w:rPr>
+            <w:fldChar w:fldCharType="begin"/>
+          </w:r>
+          <w:r>
+            <w:rPr>
+              <w:rFonts w:ascii="Avenir Next" w:hAnsi="Avenir Next" w:cs="Avenir Next" w:eastAsia="Avenir Next"/>
+              <w:color w:val="5A5F66"/>
+              <w:sz w:val="15"/>
+              <w:szCs w:val="15"/>
+            </w:rPr>
+            <w:instrText xml:space="preserve"> PAGE </w:instrText>
+          </w:r>
+          <w:r>
+            <w:rPr>
+              <w:rFonts w:ascii="Avenir Next" w:hAnsi="Avenir Next" w:cs="Avenir Next" w:eastAsia="Avenir Next"/>
+              <w:color w:val="5A5F66"/>
+              <w:sz w:val="15"/>
+              <w:szCs w:val="15"/>
+            </w:rPr>
+            <w:fldChar w:fldCharType="separate"/>
+          </w:r>
+          <w:r>
+            <w:rPr>
+              <w:rFonts w:ascii="Avenir Next" w:hAnsi="Avenir Next" w:cs="Avenir Next" w:eastAsia="Avenir Next"/>
+              <w:color w:val="5A5F66"/>
+              <w:sz w:val="15"/>
+              <w:szCs w:val="15"/>
+            </w:rPr>
+            <w:t xml:space="preserve">1</w:t>
+          </w:r>
+          <w:r>
+            <w:rPr>
+              <w:rFonts w:ascii="Avenir Next" w:hAnsi="Avenir Next" w:cs="Avenir Next" w:eastAsia="Avenir Next"/>
+              <w:color w:val="5A5F66"/>
+              <w:sz w:val="15"/>
+              <w:szCs w:val="15"/>
+            </w:rPr>
+            <w:fldChar w:fldCharType="end"/>
+          </w:r>
+          <w:r>
+            <w:rPr>
+              <w:rFonts w:ascii="Avenir Next" w:hAnsi="Avenir Next" w:cs="Avenir Next" w:eastAsia="Avenir Next"/>
+              <w:color w:val="5A5F66"/>
+              <w:sz w:val="15"/>
+              <w:szCs w:val="15"/>
+            </w:rPr>
+            <w:t xml:space="preserve"> of </w:t>
+          </w:r>
+          <w:r>
+            <w:rPr>
+              <w:rFonts w:ascii="Avenir Next" w:hAnsi="Avenir Next" w:cs="Avenir Next" w:eastAsia="Avenir Next"/>
+              <w:color w:val="5A5F66"/>
+              <w:sz w:val="15"/>
+              <w:szCs w:val="15"/>
+            </w:rPr>
+            <w:fldChar w:fldCharType="begin"/>
+          </w:r>
+          <w:r>
+            <w:rPr>
+              <w:rFonts w:ascii="Avenir Next" w:hAnsi="Avenir Next" w:cs="Avenir Next" w:eastAsia="Avenir Next"/>
+              <w:color w:val="5A5F66"/>
+              <w:sz w:val="15"/>
+              <w:szCs w:val="15"/>
+            </w:rPr>
+            <w:instrText xml:space="preserve"> NUMPAGES </w:instrText>
+          </w:r>
+          <w:r>
+            <w:rPr>
+              <w:rFonts w:ascii="Avenir Next" w:hAnsi="Avenir Next" w:cs="Avenir Next" w:eastAsia="Avenir Next"/>
+              <w:color w:val="5A5F66"/>
+              <w:sz w:val="15"/>
+              <w:szCs w:val="15"/>
+            </w:rPr>
+            <w:fldChar w:fldCharType="separate"/>
+          </w:r>
+          <w:r>
+            <w:rPr>
+              <w:rFonts w:ascii="Avenir Next" w:hAnsi="Avenir Next" w:cs="Avenir Next" w:eastAsia="Avenir Next"/>
+              <w:color w:val="5A5F66"/>
+              <w:sz w:val="15"/>
+              <w:szCs w:val="15"/>
+            </w:rPr>
+            <w:t xml:space="preserve">1</w:t>
+          </w:r>
+          <w:r>
+            <w:rPr>
+              <w:rFonts w:ascii="Avenir Next" w:hAnsi="Avenir Next" w:cs="Avenir Next" w:eastAsia="Avenir Next"/>
+              <w:color w:val="5A5F66"/>
+              <w:sz w:val="15"/>
+              <w:szCs w:val="15"/>
+            </w:rPr>
+            <w:fldChar w:fldCharType="end"/>
           </w:r>
         </w:p>
       </w:tc>
@@ -4434,5 +4555,23 @@
       </w:tblCellMar>
     </w:tblPr>
   </w:style>
+  <w:style w:type="paragraph" w:styleId="Heading1">
+    <w:name w:val="heading 1"/>
+    <w:basedOn w:val="Normal"/>
+    <w:pPr>
+      <w:outlineLvl w:val="0"/>
+      <w:keepNext w:val="0"/>
+      <w:keepLines w:val="0"/>
+    </w:pPr>
+  </w:style>
+  <w:style w:type="paragraph" w:styleId="Heading2">
+    <w:name w:val="heading 2"/>
+    <w:basedOn w:val="Normal"/>
+    <w:pPr>
+      <w:outlineLvl w:val="1"/>
+      <w:keepNext w:val="0"/>
+      <w:keepLines w:val="0"/>
+    </w:pPr>
+  </w:style>
 </w:styles>
 </file>